--- a/Multicolinealidad.docx
+++ b/Multicolinealidad.docx
@@ -1236,54 +1236,4212 @@
         </w:rPr>
         <w:t xml:space="preserve">Dado que el objetivo del modelo es predictivo y no inferencial, la posible presencia de </w:t>
       </w:r>
+      <w:proofErr w:type="spellStart"/>
+      <w:r>
+        <w:rPr>
+          <w:rFonts w:ascii="Arial" w:eastAsia="Times New Roman" w:hAnsi="Arial" w:cs="Arial"/>
+          <w:lang w:eastAsia="es-MX"/>
+        </w:rPr>
+        <w:t>multicolinealidad</w:t>
+      </w:r>
+      <w:proofErr w:type="spellEnd"/>
+      <w:r>
+        <w:rPr>
+          <w:rFonts w:ascii="Arial" w:eastAsia="Times New Roman" w:hAnsi="Arial" w:cs="Arial"/>
+          <w:lang w:eastAsia="es-MX"/>
+        </w:rPr>
+        <w:t xml:space="preserve"> entre variables climáticas no compromete la validez del criterio de decisión, sino únicamente la </w:t>
+      </w:r>
+      <w:proofErr w:type="spellStart"/>
+      <w:r>
+        <w:rPr>
+          <w:rFonts w:ascii="Arial" w:eastAsia="Times New Roman" w:hAnsi="Arial" w:cs="Arial"/>
+          <w:lang w:eastAsia="es-MX"/>
+        </w:rPr>
+        <w:t>interpretabilidad</w:t>
+      </w:r>
+      <w:proofErr w:type="spellEnd"/>
+      <w:r>
+        <w:rPr>
+          <w:rFonts w:ascii="Arial" w:eastAsia="Times New Roman" w:hAnsi="Arial" w:cs="Arial"/>
+          <w:lang w:eastAsia="es-MX"/>
+        </w:rPr>
+        <w:t xml:space="preserve"> individual de los efectos, la cual no es el foco del presente trabajo.</w:t>
+      </w:r>
+    </w:p>
+    <w:p>
+      <w:pPr>
+        <w:rPr>
+          <w:rFonts w:ascii="Arial" w:hAnsi="Arial" w:cs="Arial"/>
+        </w:rPr>
+      </w:pPr>
+      <w:r>
+        <w:rPr>
+          <w:rFonts w:ascii="Arial" w:hAnsi="Arial" w:cs="Arial"/>
+        </w:rPr>
+        <w:br w:type="page"/>
+      </w:r>
+    </w:p>
+    <w:p>
+      <w:pPr>
+        <w:rPr>
+          <w:rFonts w:ascii="Arial" w:hAnsi="Arial" w:cs="Arial"/>
+          <w:lang w:val="en-US"/>
+        </w:rPr>
+      </w:pPr>
+      <w:proofErr w:type="gramStart"/>
+      <w:r>
+        <w:rPr>
+          <w:rFonts w:ascii="Arial" w:hAnsi="Arial" w:cs="Arial"/>
+          <w:lang w:val="en-US"/>
+        </w:rPr>
+        <w:lastRenderedPageBreak/>
+        <w:t>for</w:t>
+      </w:r>
+      <w:proofErr w:type="gramEnd"/>
+      <w:r>
+        <w:rPr>
+          <w:rFonts w:ascii="Arial" w:hAnsi="Arial" w:cs="Arial"/>
+          <w:lang w:val="en-US"/>
+        </w:rPr>
+        <w:t xml:space="preserve"> prediction, multicollinearity have minor effects</w:t>
+      </w:r>
+    </w:p>
+    <w:p>
+      <w:pPr>
+        <w:rPr>
+          <w:rFonts w:ascii="Arial" w:hAnsi="Arial" w:cs="Arial"/>
+        </w:rPr>
+      </w:pPr>
+      <w:r>
+        <w:rPr>
+          <w:rFonts w:ascii="Arial" w:hAnsi="Arial" w:cs="Arial"/>
+        </w:rPr>
+        <w:t xml:space="preserve">Es cierto que, para fines puramente predictivos, la </w:t>
+      </w:r>
+      <w:proofErr w:type="spellStart"/>
+      <w:r>
+        <w:rPr>
+          <w:rFonts w:ascii="Arial" w:hAnsi="Arial" w:cs="Arial"/>
+        </w:rPr>
+        <w:t>multicolinealidad</w:t>
+      </w:r>
+      <w:proofErr w:type="spellEnd"/>
+      <w:r>
+        <w:rPr>
+          <w:rFonts w:ascii="Arial" w:hAnsi="Arial" w:cs="Arial"/>
+        </w:rPr>
+        <w:t xml:space="preserve"> suele tener efectos mínimos o nulos en la precisión del modelo, siempre que se cumplan ciertas condiciones de estabilidad en los datos. </w:t>
+      </w:r>
+    </w:p>
+    <w:p>
+      <w:pPr>
+        <w:rPr>
+          <w:rFonts w:ascii="Arial" w:hAnsi="Arial" w:cs="Arial"/>
+          <w:lang w:val="en-US"/>
+        </w:rPr>
+      </w:pPr>
+      <w:r>
+        <w:rPr>
+          <w:rFonts w:ascii="Arial" w:hAnsi="Arial" w:cs="Arial"/>
+          <w:lang w:val="en-US"/>
+        </w:rPr>
+        <w:t xml:space="preserve">Statistics </w:t>
+      </w:r>
+      <w:proofErr w:type="gramStart"/>
+      <w:r>
+        <w:rPr>
+          <w:rFonts w:ascii="Arial" w:hAnsi="Arial" w:cs="Arial"/>
+          <w:lang w:val="en-US"/>
+        </w:rPr>
+        <w:t>By</w:t>
+      </w:r>
+      <w:proofErr w:type="gramEnd"/>
+      <w:r>
+        <w:rPr>
+          <w:rFonts w:ascii="Arial" w:hAnsi="Arial" w:cs="Arial"/>
+          <w:lang w:val="en-US"/>
+        </w:rPr>
+        <w:t xml:space="preserve"> Jim</w:t>
+      </w:r>
+    </w:p>
+    <w:p>
+      <w:pPr>
+        <w:rPr>
+          <w:rFonts w:ascii="Arial" w:hAnsi="Arial" w:cs="Arial"/>
+          <w:lang w:val="en-US"/>
+        </w:rPr>
+      </w:pPr>
+      <w:r>
+        <w:rPr>
+          <w:rFonts w:ascii="Arial" w:hAnsi="Arial" w:cs="Arial"/>
+          <w:lang w:val="en-US"/>
+        </w:rPr>
+        <w:t xml:space="preserve">Statistics </w:t>
+      </w:r>
+      <w:proofErr w:type="gramStart"/>
+      <w:r>
+        <w:rPr>
+          <w:rFonts w:ascii="Arial" w:hAnsi="Arial" w:cs="Arial"/>
+          <w:lang w:val="en-US"/>
+        </w:rPr>
+        <w:t>By</w:t>
+      </w:r>
+      <w:proofErr w:type="gramEnd"/>
+      <w:r>
+        <w:rPr>
+          <w:rFonts w:ascii="Arial" w:hAnsi="Arial" w:cs="Arial"/>
+          <w:lang w:val="en-US"/>
+        </w:rPr>
+        <w:t xml:space="preserve"> Jim</w:t>
+      </w:r>
+    </w:p>
+    <w:p>
+      <w:pPr>
+        <w:rPr>
+          <w:rFonts w:ascii="Arial" w:hAnsi="Arial" w:cs="Arial"/>
+        </w:rPr>
+      </w:pPr>
+      <w:r>
+        <w:rPr>
+          <w:rFonts w:ascii="Arial" w:hAnsi="Arial" w:cs="Arial"/>
+          <w:lang w:val="en-US"/>
+        </w:rPr>
+        <w:t xml:space="preserve"> </w:t>
+      </w:r>
+      <w:r>
+        <w:rPr>
+          <w:rFonts w:ascii="Arial" w:hAnsi="Arial" w:cs="Arial"/>
+        </w:rPr>
+        <w:t>+1</w:t>
+      </w:r>
+    </w:p>
+    <w:p>
+      <w:pPr>
+        <w:rPr>
+          <w:rFonts w:ascii="Arial" w:hAnsi="Arial" w:cs="Arial"/>
+        </w:rPr>
+      </w:pPr>
+      <w:r>
+        <w:rPr>
+          <w:rFonts w:ascii="Arial" w:hAnsi="Arial" w:cs="Arial"/>
+        </w:rPr>
+        <w:t>Aquí te explico por qué ocurre esto y en qué casos sí podría convertirse en un problema:</w:t>
+      </w:r>
+    </w:p>
+    <w:p>
+      <w:pPr>
+        <w:rPr>
+          <w:rFonts w:ascii="Arial" w:hAnsi="Arial" w:cs="Arial"/>
+        </w:rPr>
+      </w:pPr>
+      <w:r>
+        <w:rPr>
+          <w:rFonts w:ascii="Arial" w:hAnsi="Arial" w:cs="Arial"/>
+        </w:rPr>
+        <w:t>1. Estabilidad de la predicción global</w:t>
+      </w:r>
+    </w:p>
+    <w:p>
+      <w:pPr>
+        <w:rPr>
+          <w:rFonts w:ascii="Arial" w:hAnsi="Arial" w:cs="Arial"/>
+        </w:rPr>
+      </w:pPr>
+      <w:r>
+        <w:rPr>
+          <w:rFonts w:ascii="Arial" w:hAnsi="Arial" w:cs="Arial"/>
+        </w:rPr>
+        <w:t xml:space="preserve">La </w:t>
+      </w:r>
+      <w:proofErr w:type="spellStart"/>
+      <w:r>
+        <w:rPr>
+          <w:rFonts w:ascii="Arial" w:hAnsi="Arial" w:cs="Arial"/>
+        </w:rPr>
+        <w:t>multicolinealidad</w:t>
+      </w:r>
+      <w:proofErr w:type="spellEnd"/>
+      <w:r>
+        <w:rPr>
+          <w:rFonts w:ascii="Arial" w:hAnsi="Arial" w:cs="Arial"/>
+        </w:rPr>
+        <w:t xml:space="preserve"> afecta principalmente a los coeficientes individuales, volviéndolos inestables y difíciles de interpretar. Sin embargo, la predicción general del modelo (</w:t>
+      </w:r>
+    </w:p>
+    <w:p>
+      <w:pPr>
+        <w:rPr>
+          <w:rFonts w:ascii="Arial" w:hAnsi="Arial" w:cs="Arial"/>
+        </w:rPr>
+      </w:pPr>
+      <w:r>
+        <w:rPr>
+          <w:rFonts w:ascii="Arial" w:hAnsi="Arial" w:cs="Arial"/>
+        </w:rPr>
+        <w:t xml:space="preserve">) </w:t>
+      </w:r>
+      <w:proofErr w:type="gramStart"/>
+      <w:r>
+        <w:rPr>
+          <w:rFonts w:ascii="Arial" w:hAnsi="Arial" w:cs="Arial"/>
+        </w:rPr>
+        <w:t>se</w:t>
+      </w:r>
+      <w:proofErr w:type="gramEnd"/>
+      <w:r>
+        <w:rPr>
+          <w:rFonts w:ascii="Arial" w:hAnsi="Arial" w:cs="Arial"/>
+        </w:rPr>
+        <w:t xml:space="preserve"> basa en la combinación de todos los predictores. Cuando dos variables están altamente correlacionadas, el modelo puede asignar un peso excesivo a una y muy poco a la otra, pero al sumarse para generar la predicción final, estos errores tienden a cancelarse entre sí. </w:t>
+      </w:r>
+    </w:p>
+    <w:p>
+      <w:pPr>
+        <w:rPr>
+          <w:rFonts w:ascii="Arial" w:hAnsi="Arial" w:cs="Arial"/>
+        </w:rPr>
+      </w:pPr>
+      <w:proofErr w:type="spellStart"/>
+      <w:r>
+        <w:rPr>
+          <w:rFonts w:ascii="Arial" w:hAnsi="Arial" w:cs="Arial"/>
+        </w:rPr>
+        <w:t>ResearchGate</w:t>
+      </w:r>
+      <w:proofErr w:type="spellEnd"/>
+    </w:p>
+    <w:p>
+      <w:pPr>
+        <w:rPr>
+          <w:rFonts w:ascii="Arial" w:hAnsi="Arial" w:cs="Arial"/>
+        </w:rPr>
+      </w:pPr>
+      <w:proofErr w:type="spellStart"/>
+      <w:r>
+        <w:rPr>
+          <w:rFonts w:ascii="Arial" w:hAnsi="Arial" w:cs="Arial"/>
+        </w:rPr>
+        <w:t>ResearchGate</w:t>
+      </w:r>
+      <w:proofErr w:type="spellEnd"/>
+    </w:p>
+    <w:p>
+      <w:pPr>
+        <w:rPr>
+          <w:rFonts w:ascii="Arial" w:hAnsi="Arial" w:cs="Arial"/>
+        </w:rPr>
+      </w:pPr>
+      <w:r>
+        <w:rPr>
+          <w:rFonts w:ascii="Arial" w:hAnsi="Arial" w:cs="Arial"/>
+        </w:rPr>
+        <w:t xml:space="preserve"> +4</w:t>
+      </w:r>
+    </w:p>
+    <w:p>
+      <w:pPr>
+        <w:rPr>
+          <w:rFonts w:ascii="Arial" w:hAnsi="Arial" w:cs="Arial"/>
+        </w:rPr>
+      </w:pPr>
+      <w:r>
+        <w:rPr>
+          <w:rFonts w:ascii="Arial" w:hAnsi="Arial" w:cs="Arial"/>
+        </w:rPr>
+        <w:t xml:space="preserve">Ajuste del modelo: Estadísticas como el </w:t>
+      </w:r>
+    </w:p>
+    <w:p>
+      <w:pPr>
+        <w:rPr>
+          <w:rFonts w:ascii="Arial" w:hAnsi="Arial" w:cs="Arial"/>
+        </w:rPr>
+      </w:pPr>
+      <w:r>
+        <w:rPr>
+          <w:rFonts w:ascii="Arial" w:hAnsi="Arial" w:cs="Arial"/>
+        </w:rPr>
+        <w:t xml:space="preserve"> </w:t>
+      </w:r>
+      <w:proofErr w:type="gramStart"/>
+      <w:r>
+        <w:rPr>
+          <w:rFonts w:ascii="Arial" w:hAnsi="Arial" w:cs="Arial"/>
+        </w:rPr>
+        <w:t>y</w:t>
+      </w:r>
+      <w:proofErr w:type="gramEnd"/>
+      <w:r>
+        <w:rPr>
+          <w:rFonts w:ascii="Arial" w:hAnsi="Arial" w:cs="Arial"/>
+        </w:rPr>
+        <w:t xml:space="preserve"> el error estándar de la regresión permanecen prácticamente idénticos con o sin </w:t>
+      </w:r>
+      <w:proofErr w:type="spellStart"/>
+      <w:r>
+        <w:rPr>
+          <w:rFonts w:ascii="Arial" w:hAnsi="Arial" w:cs="Arial"/>
+        </w:rPr>
+        <w:t>multicolinealidad</w:t>
+      </w:r>
+      <w:proofErr w:type="spellEnd"/>
+      <w:r>
+        <w:rPr>
+          <w:rFonts w:ascii="Arial" w:hAnsi="Arial" w:cs="Arial"/>
+        </w:rPr>
+        <w:t xml:space="preserve"> severa. </w:t>
+      </w:r>
+    </w:p>
+    <w:p>
+      <w:pPr>
+        <w:rPr>
+          <w:rFonts w:ascii="Arial" w:hAnsi="Arial" w:cs="Arial"/>
+        </w:rPr>
+      </w:pPr>
+      <w:proofErr w:type="spellStart"/>
+      <w:r>
+        <w:rPr>
+          <w:rFonts w:ascii="Arial" w:hAnsi="Arial" w:cs="Arial"/>
+        </w:rPr>
+        <w:t>Minitab</w:t>
+      </w:r>
+      <w:proofErr w:type="spellEnd"/>
+      <w:r>
+        <w:rPr>
+          <w:rFonts w:ascii="Arial" w:hAnsi="Arial" w:cs="Arial"/>
+        </w:rPr>
+        <w:t xml:space="preserve"> Blog</w:t>
+      </w:r>
+    </w:p>
+    <w:p>
+      <w:pPr>
+        <w:rPr>
+          <w:rFonts w:ascii="Arial" w:hAnsi="Arial" w:cs="Arial"/>
+        </w:rPr>
+      </w:pPr>
+      <w:proofErr w:type="spellStart"/>
+      <w:r>
+        <w:rPr>
+          <w:rFonts w:ascii="Arial" w:hAnsi="Arial" w:cs="Arial"/>
+        </w:rPr>
+        <w:t>Minitab</w:t>
+      </w:r>
+      <w:proofErr w:type="spellEnd"/>
+      <w:r>
+        <w:rPr>
+          <w:rFonts w:ascii="Arial" w:hAnsi="Arial" w:cs="Arial"/>
+        </w:rPr>
+        <w:t xml:space="preserve"> Blog</w:t>
+      </w:r>
+    </w:p>
+    <w:p>
+      <w:pPr>
+        <w:rPr>
+          <w:rFonts w:ascii="Arial" w:hAnsi="Arial" w:cs="Arial"/>
+        </w:rPr>
+      </w:pPr>
+      <w:r>
+        <w:rPr>
+          <w:rFonts w:ascii="Arial" w:hAnsi="Arial" w:cs="Arial"/>
+        </w:rPr>
+        <w:t xml:space="preserve"> +1</w:t>
+      </w:r>
+    </w:p>
+    <w:p>
+      <w:pPr>
+        <w:rPr>
+          <w:rFonts w:ascii="Arial" w:hAnsi="Arial" w:cs="Arial"/>
+        </w:rPr>
+      </w:pPr>
+      <w:r>
+        <w:rPr>
+          <w:rFonts w:ascii="Arial" w:hAnsi="Arial" w:cs="Arial"/>
+        </w:rPr>
+        <w:t>2. El requisito de la "Misma Estructura de Datos"</w:t>
+      </w:r>
+    </w:p>
+    <w:p>
+      <w:pPr>
+        <w:rPr>
+          <w:rFonts w:ascii="Arial" w:hAnsi="Arial" w:cs="Arial"/>
+        </w:rPr>
+      </w:pPr>
+      <w:r>
+        <w:rPr>
+          <w:rFonts w:ascii="Arial" w:hAnsi="Arial" w:cs="Arial"/>
+        </w:rPr>
+        <w:t xml:space="preserve">Para que la </w:t>
+      </w:r>
+      <w:proofErr w:type="spellStart"/>
+      <w:r>
+        <w:rPr>
+          <w:rFonts w:ascii="Arial" w:hAnsi="Arial" w:cs="Arial"/>
+        </w:rPr>
+        <w:t>multicolinealidad</w:t>
+      </w:r>
+      <w:proofErr w:type="spellEnd"/>
+      <w:r>
+        <w:rPr>
+          <w:rFonts w:ascii="Arial" w:hAnsi="Arial" w:cs="Arial"/>
+        </w:rPr>
+        <w:t xml:space="preserve"> no afecte la predicción, es crucial que los datos nuevos (de prueba o producción) mantengan la misma relación de correlación que los datos de entrenamiento. </w:t>
+      </w:r>
+    </w:p>
+    <w:p>
+      <w:pPr>
+        <w:rPr>
+          <w:rFonts w:ascii="Arial" w:hAnsi="Arial" w:cs="Arial"/>
+        </w:rPr>
+      </w:pPr>
+      <w:proofErr w:type="spellStart"/>
+      <w:r>
+        <w:rPr>
+          <w:rFonts w:ascii="Arial" w:hAnsi="Arial" w:cs="Arial"/>
+        </w:rPr>
+        <w:t>Stack</w:t>
+      </w:r>
+      <w:proofErr w:type="spellEnd"/>
+      <w:r>
+        <w:rPr>
+          <w:rFonts w:ascii="Arial" w:hAnsi="Arial" w:cs="Arial"/>
+        </w:rPr>
+        <w:t xml:space="preserve"> Exchange</w:t>
+      </w:r>
+    </w:p>
+    <w:p>
+      <w:pPr>
+        <w:rPr>
+          <w:rFonts w:ascii="Arial" w:hAnsi="Arial" w:cs="Arial"/>
+        </w:rPr>
+      </w:pPr>
+      <w:proofErr w:type="spellStart"/>
+      <w:r>
+        <w:rPr>
+          <w:rFonts w:ascii="Arial" w:hAnsi="Arial" w:cs="Arial"/>
+        </w:rPr>
+        <w:t>Stack</w:t>
+      </w:r>
+      <w:proofErr w:type="spellEnd"/>
+      <w:r>
+        <w:rPr>
+          <w:rFonts w:ascii="Arial" w:hAnsi="Arial" w:cs="Arial"/>
+        </w:rPr>
+        <w:t xml:space="preserve"> Exchange</w:t>
+      </w:r>
+    </w:p>
+    <w:p>
+      <w:pPr>
+        <w:rPr>
+          <w:rFonts w:ascii="Arial" w:hAnsi="Arial" w:cs="Arial"/>
+        </w:rPr>
+      </w:pPr>
+      <w:r>
+        <w:rPr>
+          <w:rFonts w:ascii="Arial" w:hAnsi="Arial" w:cs="Arial"/>
+        </w:rPr>
+        <w:t xml:space="preserve"> +1</w:t>
+      </w:r>
+    </w:p>
+    <w:p>
+      <w:pPr>
+        <w:rPr>
+          <w:rFonts w:ascii="Arial" w:hAnsi="Arial" w:cs="Arial"/>
+        </w:rPr>
+      </w:pPr>
+      <w:r>
+        <w:rPr>
+          <w:rFonts w:ascii="Arial" w:hAnsi="Arial" w:cs="Arial"/>
+        </w:rPr>
+        <w:t xml:space="preserve">Riesgo: Si en el entrenamiento las variables </w:t>
+      </w:r>
+    </w:p>
+    <w:p>
+      <w:pPr>
+        <w:rPr>
+          <w:rFonts w:ascii="Arial" w:hAnsi="Arial" w:cs="Arial"/>
+        </w:rPr>
+      </w:pPr>
+      <w:r>
+        <w:rPr>
+          <w:rFonts w:ascii="Arial" w:hAnsi="Arial" w:cs="Arial"/>
+        </w:rPr>
+        <w:t xml:space="preserve"> </w:t>
+      </w:r>
+      <w:proofErr w:type="gramStart"/>
+      <w:r>
+        <w:rPr>
+          <w:rFonts w:ascii="Arial" w:hAnsi="Arial" w:cs="Arial"/>
+        </w:rPr>
+        <w:t>y</w:t>
+      </w:r>
+      <w:proofErr w:type="gramEnd"/>
+      <w:r>
+        <w:rPr>
+          <w:rFonts w:ascii="Arial" w:hAnsi="Arial" w:cs="Arial"/>
+        </w:rPr>
+        <w:t xml:space="preserve"> </w:t>
+      </w:r>
+    </w:p>
+    <w:p>
+      <w:pPr>
+        <w:rPr>
+          <w:rFonts w:ascii="Arial" w:hAnsi="Arial" w:cs="Arial"/>
+        </w:rPr>
+      </w:pPr>
+      <w:r>
+        <w:rPr>
+          <w:rFonts w:ascii="Arial" w:hAnsi="Arial" w:cs="Arial"/>
+        </w:rPr>
+        <w:lastRenderedPageBreak/>
+        <w:t xml:space="preserve"> </w:t>
+      </w:r>
+      <w:proofErr w:type="gramStart"/>
+      <w:r>
+        <w:rPr>
+          <w:rFonts w:ascii="Arial" w:hAnsi="Arial" w:cs="Arial"/>
+        </w:rPr>
+        <w:t>siempre</w:t>
+      </w:r>
+      <w:proofErr w:type="gramEnd"/>
+      <w:r>
+        <w:rPr>
+          <w:rFonts w:ascii="Arial" w:hAnsi="Arial" w:cs="Arial"/>
+        </w:rPr>
+        <w:t xml:space="preserve"> suben juntas, pero en el mundo real una empieza a cambiar independientemente de la otra, las predicciones del modelo dejarán de ser confiables porque los coeficientes internos están "confundidos". </w:t>
+      </w:r>
+    </w:p>
+    <w:p>
+      <w:pPr>
+        <w:rPr>
+          <w:rFonts w:ascii="Arial" w:hAnsi="Arial" w:cs="Arial"/>
+        </w:rPr>
+      </w:pPr>
+      <w:proofErr w:type="spellStart"/>
+      <w:r>
+        <w:rPr>
+          <w:rFonts w:ascii="Arial" w:hAnsi="Arial" w:cs="Arial"/>
+        </w:rPr>
+        <w:t>Stack</w:t>
+      </w:r>
+      <w:proofErr w:type="spellEnd"/>
+      <w:r>
+        <w:rPr>
+          <w:rFonts w:ascii="Arial" w:hAnsi="Arial" w:cs="Arial"/>
+        </w:rPr>
+        <w:t xml:space="preserve"> Exchange</w:t>
+      </w:r>
+    </w:p>
+    <w:p>
+      <w:pPr>
+        <w:rPr>
+          <w:rFonts w:ascii="Arial" w:hAnsi="Arial" w:cs="Arial"/>
+        </w:rPr>
+      </w:pPr>
+      <w:proofErr w:type="spellStart"/>
+      <w:r>
+        <w:rPr>
+          <w:rFonts w:ascii="Arial" w:hAnsi="Arial" w:cs="Arial"/>
+        </w:rPr>
+        <w:t>Stack</w:t>
+      </w:r>
+      <w:proofErr w:type="spellEnd"/>
+      <w:r>
+        <w:rPr>
+          <w:rFonts w:ascii="Arial" w:hAnsi="Arial" w:cs="Arial"/>
+        </w:rPr>
+        <w:t xml:space="preserve"> Exchange</w:t>
+      </w:r>
+    </w:p>
+    <w:p>
+      <w:pPr>
+        <w:rPr>
+          <w:rFonts w:ascii="Arial" w:hAnsi="Arial" w:cs="Arial"/>
+        </w:rPr>
+      </w:pPr>
+      <w:r>
+        <w:rPr>
+          <w:rFonts w:ascii="Arial" w:hAnsi="Arial" w:cs="Arial"/>
+        </w:rPr>
+        <w:t xml:space="preserve"> +1</w:t>
+      </w:r>
+    </w:p>
+    <w:p>
+      <w:pPr>
+        <w:rPr>
+          <w:rFonts w:ascii="Arial" w:hAnsi="Arial" w:cs="Arial"/>
+        </w:rPr>
+      </w:pPr>
+      <w:r>
+        <w:rPr>
+          <w:rFonts w:ascii="Arial" w:hAnsi="Arial" w:cs="Arial"/>
+        </w:rPr>
+        <w:t>3. Problemas fuera del "Rango de Datos" (Extrapolación)</w:t>
+      </w:r>
+    </w:p>
+    <w:p>
+      <w:pPr>
+        <w:rPr>
+          <w:rFonts w:ascii="Arial" w:hAnsi="Arial" w:cs="Arial"/>
+        </w:rPr>
+      </w:pPr>
+      <w:r>
+        <w:rPr>
+          <w:rFonts w:ascii="Arial" w:hAnsi="Arial" w:cs="Arial"/>
+        </w:rPr>
+        <w:t>La precisión se mantiene estable dentro del rango de valores observados (el llamado "</w:t>
+      </w:r>
+      <w:proofErr w:type="spellStart"/>
+      <w:r>
+        <w:rPr>
+          <w:rFonts w:ascii="Arial" w:hAnsi="Arial" w:cs="Arial"/>
+        </w:rPr>
+        <w:t>collinear</w:t>
+      </w:r>
+      <w:proofErr w:type="spellEnd"/>
+      <w:r>
+        <w:rPr>
+          <w:rFonts w:ascii="Arial" w:hAnsi="Arial" w:cs="Arial"/>
+        </w:rPr>
+        <w:t xml:space="preserve"> </w:t>
+      </w:r>
+      <w:proofErr w:type="spellStart"/>
+      <w:r>
+        <w:rPr>
+          <w:rFonts w:ascii="Arial" w:hAnsi="Arial" w:cs="Arial"/>
+        </w:rPr>
+        <w:t>ridge</w:t>
+      </w:r>
+      <w:proofErr w:type="spellEnd"/>
+      <w:r>
+        <w:rPr>
+          <w:rFonts w:ascii="Arial" w:hAnsi="Arial" w:cs="Arial"/>
+        </w:rPr>
+        <w:t xml:space="preserve">"). No obstante, si intentas hacer predicciones para combinaciones de variables que no existían en tus datos de entrenamiento (por ejemplo, un valor alto de </w:t>
+      </w:r>
+    </w:p>
+    <w:p>
+      <w:pPr>
+        <w:rPr>
+          <w:rFonts w:ascii="Arial" w:hAnsi="Arial" w:cs="Arial"/>
+        </w:rPr>
+      </w:pPr>
+      <w:r>
+        <w:rPr>
+          <w:rFonts w:ascii="Arial" w:hAnsi="Arial" w:cs="Arial"/>
+        </w:rPr>
+        <w:t xml:space="preserve"> </w:t>
+      </w:r>
+      <w:proofErr w:type="gramStart"/>
+      <w:r>
+        <w:rPr>
+          <w:rFonts w:ascii="Arial" w:hAnsi="Arial" w:cs="Arial"/>
+        </w:rPr>
+        <w:t>con</w:t>
+      </w:r>
+      <w:proofErr w:type="gramEnd"/>
+      <w:r>
+        <w:rPr>
+          <w:rFonts w:ascii="Arial" w:hAnsi="Arial" w:cs="Arial"/>
+        </w:rPr>
+        <w:t xml:space="preserve"> un valor bajo de </w:t>
+      </w:r>
+    </w:p>
+    <w:p>
+      <w:pPr>
+        <w:rPr>
+          <w:rFonts w:ascii="Arial" w:hAnsi="Arial" w:cs="Arial"/>
+        </w:rPr>
+      </w:pPr>
+      <w:r>
+        <w:rPr>
+          <w:rFonts w:ascii="Arial" w:hAnsi="Arial" w:cs="Arial"/>
+        </w:rPr>
+        <w:t xml:space="preserve"> </w:t>
+      </w:r>
+      <w:proofErr w:type="gramStart"/>
+      <w:r>
+        <w:rPr>
+          <w:rFonts w:ascii="Arial" w:hAnsi="Arial" w:cs="Arial"/>
+        </w:rPr>
+        <w:t>cuando</w:t>
+      </w:r>
+      <w:proofErr w:type="gramEnd"/>
+      <w:r>
+        <w:rPr>
+          <w:rFonts w:ascii="Arial" w:hAnsi="Arial" w:cs="Arial"/>
+        </w:rPr>
+        <w:t xml:space="preserve"> antes siempre eran similares), la incertidumbre aumenta drásticamente y la predicción puede fallar. </w:t>
+      </w:r>
+    </w:p>
+    <w:p>
+      <w:pPr>
+        <w:rPr>
+          <w:rFonts w:ascii="Arial" w:hAnsi="Arial" w:cs="Arial"/>
+        </w:rPr>
+      </w:pPr>
+      <w:proofErr w:type="spellStart"/>
+      <w:r>
+        <w:rPr>
+          <w:rFonts w:ascii="Arial" w:hAnsi="Arial" w:cs="Arial"/>
+        </w:rPr>
+        <w:t>ResearchGate</w:t>
+      </w:r>
+      <w:proofErr w:type="spellEnd"/>
+    </w:p>
+    <w:p>
+      <w:pPr>
+        <w:rPr>
+          <w:rFonts w:ascii="Arial" w:hAnsi="Arial" w:cs="Arial"/>
+        </w:rPr>
+      </w:pPr>
+      <w:proofErr w:type="spellStart"/>
+      <w:r>
+        <w:rPr>
+          <w:rFonts w:ascii="Arial" w:hAnsi="Arial" w:cs="Arial"/>
+        </w:rPr>
+        <w:t>ResearchGate</w:t>
+      </w:r>
+      <w:proofErr w:type="spellEnd"/>
+    </w:p>
+    <w:p>
+      <w:pPr>
+        <w:rPr>
+          <w:rFonts w:ascii="Arial" w:hAnsi="Arial" w:cs="Arial"/>
+        </w:rPr>
+      </w:pPr>
+      <w:r>
+        <w:rPr>
+          <w:rFonts w:ascii="Arial" w:hAnsi="Arial" w:cs="Arial"/>
+        </w:rPr>
+        <w:t xml:space="preserve"> +1</w:t>
+      </w:r>
+    </w:p>
+    <w:p>
+      <w:pPr>
+        <w:rPr>
+          <w:rFonts w:ascii="Arial" w:hAnsi="Arial" w:cs="Arial"/>
+        </w:rPr>
+      </w:pPr>
+      <w:r>
+        <w:rPr>
+          <w:rFonts w:ascii="Arial" w:hAnsi="Arial" w:cs="Arial"/>
+        </w:rPr>
+        <w:t>Resumen de efectos</w:t>
+      </w:r>
+    </w:p>
+    <w:p>
+      <w:pPr>
+        <w:rPr>
+          <w:rFonts w:ascii="Arial" w:hAnsi="Arial" w:cs="Arial"/>
+        </w:rPr>
+      </w:pPr>
+      <w:r>
+        <w:rPr>
+          <w:rFonts w:ascii="Arial" w:hAnsi="Arial" w:cs="Arial"/>
+        </w:rPr>
+        <w:t xml:space="preserve">Característica </w:t>
+      </w:r>
+      <w:r>
+        <w:rPr>
+          <w:rFonts w:ascii="Arial" w:hAnsi="Arial" w:cs="Arial"/>
+        </w:rPr>
+        <w:tab/>
+        <w:t xml:space="preserve">Efecto de la </w:t>
+      </w:r>
+      <w:proofErr w:type="spellStart"/>
+      <w:r>
+        <w:rPr>
+          <w:rFonts w:ascii="Arial" w:hAnsi="Arial" w:cs="Arial"/>
+        </w:rPr>
+        <w:t>Multicolinealidad</w:t>
+      </w:r>
+      <w:proofErr w:type="spellEnd"/>
+    </w:p>
+    <w:p>
+      <w:pPr>
+        <w:rPr>
+          <w:rFonts w:ascii="Arial" w:hAnsi="Arial" w:cs="Arial"/>
+        </w:rPr>
+      </w:pPr>
+      <w:r>
+        <w:rPr>
+          <w:rFonts w:ascii="Arial" w:hAnsi="Arial" w:cs="Arial"/>
+        </w:rPr>
+        <w:t>Interpretación de variables</w:t>
+      </w:r>
+      <w:r>
+        <w:rPr>
+          <w:rFonts w:ascii="Arial" w:hAnsi="Arial" w:cs="Arial"/>
+        </w:rPr>
+        <w:tab/>
+        <w:t>Grave: Los p-valores y signos de los coeficientes no son confiables.</w:t>
+      </w:r>
+    </w:p>
+    <w:p>
+      <w:pPr>
+        <w:rPr>
+          <w:rFonts w:ascii="Arial" w:hAnsi="Arial" w:cs="Arial"/>
+        </w:rPr>
+      </w:pPr>
+      <w:r>
+        <w:rPr>
+          <w:rFonts w:ascii="Arial" w:hAnsi="Arial" w:cs="Arial"/>
+        </w:rPr>
+        <w:t>Precisión de Predicción (</w:t>
+      </w:r>
+    </w:p>
+    <w:p>
+      <w:pPr>
+        <w:rPr>
+          <w:rFonts w:ascii="Arial" w:hAnsi="Arial" w:cs="Arial"/>
+        </w:rPr>
+      </w:pPr>
+      <w:r>
+        <w:rPr>
+          <w:rFonts w:ascii="Arial" w:hAnsi="Arial" w:cs="Arial"/>
+        </w:rPr>
+        <w:t>)</w:t>
+      </w:r>
+      <w:r>
+        <w:rPr>
+          <w:rFonts w:ascii="Arial" w:hAnsi="Arial" w:cs="Arial"/>
+        </w:rPr>
+        <w:tab/>
+        <w:t>Mínimo: El ajuste global del modelo no cambia significativamente.</w:t>
+      </w:r>
+    </w:p>
+    <w:p>
+      <w:pPr>
+        <w:rPr>
+          <w:rFonts w:ascii="Arial" w:hAnsi="Arial" w:cs="Arial"/>
+        </w:rPr>
+      </w:pPr>
+      <w:r>
+        <w:rPr>
+          <w:rFonts w:ascii="Arial" w:hAnsi="Arial" w:cs="Arial"/>
+        </w:rPr>
+        <w:t>Robustez del Modelo</w:t>
+      </w:r>
+      <w:r>
+        <w:rPr>
+          <w:rFonts w:ascii="Arial" w:hAnsi="Arial" w:cs="Arial"/>
+        </w:rPr>
+        <w:tab/>
+        <w:t>Moderado: Sensible a pequeños cambios en los datos de entrenamiento.</w:t>
+      </w:r>
+    </w:p>
+    <w:p>
+      <w:pPr>
+        <w:rPr>
+          <w:rFonts w:ascii="Arial" w:hAnsi="Arial" w:cs="Arial"/>
+        </w:rPr>
+      </w:pPr>
+      <w:r>
+        <w:rPr>
+          <w:rFonts w:ascii="Arial" w:hAnsi="Arial" w:cs="Arial"/>
+        </w:rPr>
+        <w:t>Generalización</w:t>
+      </w:r>
+      <w:r>
+        <w:rPr>
+          <w:rFonts w:ascii="Arial" w:hAnsi="Arial" w:cs="Arial"/>
+        </w:rPr>
+        <w:tab/>
+      </w:r>
+      <w:proofErr w:type="gramStart"/>
+      <w:r>
+        <w:rPr>
+          <w:rFonts w:ascii="Arial" w:hAnsi="Arial" w:cs="Arial"/>
+        </w:rPr>
+        <w:t>Riesgoso</w:t>
+      </w:r>
+      <w:proofErr w:type="gramEnd"/>
+      <w:r>
+        <w:rPr>
+          <w:rFonts w:ascii="Arial" w:hAnsi="Arial" w:cs="Arial"/>
+        </w:rPr>
+        <w:t>: Puede fallar si la estructura de correlación cambia en el futuro.</w:t>
+      </w:r>
+    </w:p>
+    <w:p>
+      <w:pPr>
+        <w:rPr>
+          <w:rFonts w:ascii="Arial" w:hAnsi="Arial" w:cs="Arial"/>
+        </w:rPr>
+      </w:pPr>
+      <w:r>
+        <w:rPr>
+          <w:rFonts w:ascii="Arial" w:hAnsi="Arial" w:cs="Arial"/>
+        </w:rPr>
+        <w:t xml:space="preserve">Si tu único objetivo es predecir y no te importa explicar "cuánto aporta cada variable", puedes ignorar la </w:t>
+      </w:r>
+      <w:proofErr w:type="spellStart"/>
+      <w:r>
+        <w:rPr>
+          <w:rFonts w:ascii="Arial" w:hAnsi="Arial" w:cs="Arial"/>
+        </w:rPr>
+        <w:t>multicolinealidad</w:t>
+      </w:r>
+      <w:proofErr w:type="spellEnd"/>
+      <w:r>
+        <w:rPr>
+          <w:rFonts w:ascii="Arial" w:hAnsi="Arial" w:cs="Arial"/>
+        </w:rPr>
+        <w:t xml:space="preserve"> moderada. Si buscas un modelo más robusto, técnicas como Ridge </w:t>
+      </w:r>
+      <w:proofErr w:type="spellStart"/>
+      <w:r>
+        <w:rPr>
+          <w:rFonts w:ascii="Arial" w:hAnsi="Arial" w:cs="Arial"/>
+        </w:rPr>
+        <w:t>Regression</w:t>
+      </w:r>
+      <w:proofErr w:type="spellEnd"/>
+      <w:r>
+        <w:rPr>
+          <w:rFonts w:ascii="Arial" w:hAnsi="Arial" w:cs="Arial"/>
+        </w:rPr>
+        <w:t xml:space="preserve"> o Lasso ayudan a regularizar estos efectos sin sacrificar capacidad predictiva. </w:t>
+      </w:r>
+    </w:p>
+    <w:p>
+      <w:pPr>
+        <w:rPr>
+          <w:rFonts w:ascii="Arial" w:hAnsi="Arial" w:cs="Arial"/>
+        </w:rPr>
+      </w:pPr>
+      <w:proofErr w:type="spellStart"/>
+      <w:r>
+        <w:rPr>
+          <w:rFonts w:ascii="Arial" w:hAnsi="Arial" w:cs="Arial"/>
+        </w:rPr>
+        <w:t>Minitab</w:t>
+      </w:r>
+      <w:proofErr w:type="spellEnd"/>
+      <w:r>
+        <w:rPr>
+          <w:rFonts w:ascii="Arial" w:hAnsi="Arial" w:cs="Arial"/>
+        </w:rPr>
+        <w:t xml:space="preserve"> Blog</w:t>
+      </w:r>
+    </w:p>
+    <w:p>
+      <w:pPr>
+        <w:rPr>
+          <w:rFonts w:ascii="Arial" w:hAnsi="Arial" w:cs="Arial"/>
+        </w:rPr>
+      </w:pPr>
+      <w:proofErr w:type="spellStart"/>
+      <w:r>
+        <w:rPr>
+          <w:rFonts w:ascii="Arial" w:hAnsi="Arial" w:cs="Arial"/>
+        </w:rPr>
+        <w:t>Minitab</w:t>
+      </w:r>
+      <w:proofErr w:type="spellEnd"/>
+      <w:r>
+        <w:rPr>
+          <w:rFonts w:ascii="Arial" w:hAnsi="Arial" w:cs="Arial"/>
+        </w:rPr>
+        <w:t xml:space="preserve"> Blog</w:t>
+      </w:r>
+    </w:p>
+    <w:p>
+      <w:pPr>
+        <w:rPr>
+          <w:rFonts w:ascii="Arial" w:hAnsi="Arial" w:cs="Arial"/>
+        </w:rPr>
+      </w:pPr>
+      <w:r>
+        <w:rPr>
+          <w:rFonts w:ascii="Arial" w:hAnsi="Arial" w:cs="Arial"/>
+        </w:rPr>
+        <w:t xml:space="preserve"> +3</w:t>
+      </w:r>
+    </w:p>
+    <w:p>
+      <w:pPr>
+        <w:rPr>
+          <w:rFonts w:ascii="Arial" w:hAnsi="Arial" w:cs="Arial"/>
+        </w:rPr>
+      </w:pPr>
+      <w:r>
+        <w:rPr>
+          <w:rFonts w:ascii="Arial" w:hAnsi="Arial" w:cs="Arial"/>
+        </w:rPr>
+        <w:lastRenderedPageBreak/>
+        <w:t xml:space="preserve">¿Deseas saber cómo detectar el nivel exacto de </w:t>
+      </w:r>
+      <w:proofErr w:type="spellStart"/>
+      <w:r>
+        <w:rPr>
+          <w:rFonts w:ascii="Arial" w:hAnsi="Arial" w:cs="Arial"/>
+        </w:rPr>
+        <w:t>colinealidad</w:t>
+      </w:r>
+      <w:proofErr w:type="spellEnd"/>
+      <w:r>
+        <w:rPr>
+          <w:rFonts w:ascii="Arial" w:hAnsi="Arial" w:cs="Arial"/>
+        </w:rPr>
+        <w:t xml:space="preserve"> en tus datos usando el Factor de Inflación de la Varianza (VIF)?</w:t>
+      </w:r>
+    </w:p>
+    <w:p>
+      <w:pPr>
+        <w:rPr>
+          <w:rFonts w:ascii="Arial" w:hAnsi="Arial" w:cs="Arial"/>
+        </w:rPr>
+      </w:pPr>
+    </w:p>
+    <w:p>
+      <w:pPr>
+        <w:rPr>
+          <w:rFonts w:ascii="Arial" w:hAnsi="Arial" w:cs="Arial"/>
+        </w:rPr>
+      </w:pPr>
+    </w:p>
+    <w:p>
+      <w:pPr>
+        <w:rPr>
+          <w:rFonts w:ascii="Arial" w:hAnsi="Arial" w:cs="Arial"/>
+        </w:rPr>
+      </w:pPr>
+    </w:p>
+    <w:p>
+      <w:pPr>
+        <w:rPr>
+          <w:rFonts w:ascii="Arial" w:hAnsi="Arial" w:cs="Arial"/>
+        </w:rPr>
+      </w:pPr>
+    </w:p>
+    <w:p>
+      <w:pPr>
+        <w:rPr>
+          <w:rFonts w:ascii="Arial" w:hAnsi="Arial" w:cs="Arial"/>
+        </w:rPr>
+      </w:pPr>
+    </w:p>
+    <w:p>
+      <w:pPr>
+        <w:rPr>
+          <w:rFonts w:ascii="Arial" w:hAnsi="Arial" w:cs="Arial"/>
+          <w:lang w:val="en-US"/>
+        </w:rPr>
+      </w:pPr>
+      <w:r>
+        <w:rPr>
+          <w:rFonts w:ascii="Arial" w:hAnsi="Arial" w:cs="Arial"/>
+          <w:lang w:val="en-US"/>
+        </w:rPr>
+        <w:t>undefined</w:t>
+      </w:r>
+    </w:p>
+    <w:p>
+      <w:pPr>
+        <w:rPr>
+          <w:rFonts w:ascii="Arial" w:hAnsi="Arial" w:cs="Arial"/>
+          <w:lang w:val="en-US"/>
+        </w:rPr>
+      </w:pPr>
+      <w:r>
+        <w:rPr>
+          <w:rFonts w:ascii="Arial" w:hAnsi="Arial" w:cs="Arial"/>
+          <w:lang w:val="en-US"/>
+        </w:rPr>
+        <w:t>undefined</w:t>
+      </w:r>
+    </w:p>
+    <w:p>
+      <w:pPr>
+        <w:rPr>
+          <w:rFonts w:ascii="Arial" w:hAnsi="Arial" w:cs="Arial"/>
+          <w:lang w:val="en-US"/>
+        </w:rPr>
+      </w:pPr>
+      <w:r>
+        <w:rPr>
+          <w:rFonts w:ascii="Arial" w:hAnsi="Arial" w:cs="Arial"/>
+          <w:lang w:val="en-US"/>
+        </w:rPr>
+        <w:t>undefined</w:t>
+      </w:r>
+    </w:p>
+    <w:p>
+      <w:pPr>
+        <w:rPr>
+          <w:rFonts w:ascii="Arial" w:hAnsi="Arial" w:cs="Arial"/>
+          <w:lang w:val="en-US"/>
+        </w:rPr>
+      </w:pPr>
+      <w:r>
+        <w:rPr>
+          <w:rFonts w:ascii="Arial" w:hAnsi="Arial" w:cs="Arial"/>
+          <w:lang w:val="en-US"/>
+        </w:rPr>
+        <w:t>12 sitios</w:t>
+      </w:r>
+    </w:p>
+    <w:p>
+      <w:pPr>
+        <w:rPr>
+          <w:rFonts w:ascii="Arial" w:hAnsi="Arial" w:cs="Arial"/>
+          <w:lang w:val="en-US"/>
+        </w:rPr>
+      </w:pPr>
+      <w:r>
+        <w:rPr>
+          <w:rFonts w:ascii="Arial" w:hAnsi="Arial" w:cs="Arial"/>
+          <w:lang w:val="en-US"/>
+        </w:rPr>
+        <w:t>What Are the Effects of Multicollinearity and When Can I ...</w:t>
+      </w:r>
+    </w:p>
+    <w:p>
+      <w:pPr>
+        <w:rPr>
+          <w:rFonts w:ascii="Arial" w:hAnsi="Arial" w:cs="Arial"/>
+          <w:lang w:val="en-US"/>
+        </w:rPr>
+      </w:pPr>
+      <w:r>
+        <w:rPr>
+          <w:rFonts w:ascii="Arial" w:hAnsi="Arial" w:cs="Arial"/>
+          <w:lang w:val="en-US"/>
+        </w:rPr>
+        <w:t>2 may 2013 — * Support. * Company. ... What Are the Effects of Multicollinearity and When Can I Ignore Them? ... Multicollinearity is problem t...</w:t>
+      </w:r>
+    </w:p>
+    <w:p>
+      <w:pPr>
+        <w:rPr>
+          <w:rFonts w:ascii="Arial" w:hAnsi="Arial" w:cs="Arial"/>
+          <w:lang w:val="en-US"/>
+        </w:rPr>
+      </w:pPr>
+    </w:p>
+    <w:p>
+      <w:pPr>
+        <w:rPr>
+          <w:rFonts w:ascii="Arial" w:hAnsi="Arial" w:cs="Arial"/>
+          <w:lang w:val="en-US"/>
+        </w:rPr>
+      </w:pPr>
+    </w:p>
+    <w:p>
+      <w:pPr>
+        <w:rPr>
+          <w:rFonts w:ascii="Arial" w:hAnsi="Arial" w:cs="Arial"/>
+          <w:lang w:val="en-US"/>
+        </w:rPr>
+      </w:pPr>
+      <w:r>
+        <w:rPr>
+          <w:rFonts w:ascii="Arial" w:hAnsi="Arial" w:cs="Arial"/>
+          <w:lang w:val="en-US"/>
+        </w:rPr>
+        <w:t>Minitab Blog</w:t>
+      </w:r>
+    </w:p>
+    <w:p>
+      <w:pPr>
+        <w:rPr>
+          <w:rFonts w:ascii="Arial" w:hAnsi="Arial" w:cs="Arial"/>
+          <w:lang w:val="en-US"/>
+        </w:rPr>
+      </w:pPr>
+      <w:r>
+        <w:rPr>
+          <w:rFonts w:ascii="Arial" w:hAnsi="Arial" w:cs="Arial"/>
+          <w:lang w:val="en-US"/>
+        </w:rPr>
+        <w:t>Multicollinearity in Regression Analysis: Problems, Detection, and ...</w:t>
+      </w:r>
+    </w:p>
+    <w:p>
+      <w:pPr>
+        <w:rPr>
+          <w:rFonts w:ascii="Arial" w:hAnsi="Arial" w:cs="Arial"/>
+          <w:lang w:val="en-US"/>
+        </w:rPr>
+      </w:pPr>
+      <w:r>
+        <w:rPr>
+          <w:rFonts w:ascii="Arial" w:hAnsi="Arial" w:cs="Arial"/>
+          <w:lang w:val="en-US"/>
+        </w:rPr>
+        <w:t>Multicollinearity in Regression Analysis: Problems, Detection, and Solutions. ... Multicollinearity occurs when independent variab...</w:t>
+      </w:r>
+    </w:p>
+    <w:p>
+      <w:pPr>
+        <w:rPr>
+          <w:rFonts w:ascii="Arial" w:hAnsi="Arial" w:cs="Arial"/>
+          <w:lang w:val="en-US"/>
+        </w:rPr>
+      </w:pPr>
+    </w:p>
+    <w:p>
+      <w:pPr>
+        <w:rPr>
+          <w:rFonts w:ascii="Arial" w:hAnsi="Arial" w:cs="Arial"/>
+          <w:lang w:val="en-US"/>
+        </w:rPr>
+      </w:pPr>
+    </w:p>
+    <w:p>
+      <w:pPr>
+        <w:rPr>
+          <w:rFonts w:ascii="Arial" w:hAnsi="Arial" w:cs="Arial"/>
+          <w:lang w:val="en-US"/>
+        </w:rPr>
+      </w:pPr>
+      <w:r>
+        <w:rPr>
+          <w:rFonts w:ascii="Arial" w:hAnsi="Arial" w:cs="Arial"/>
+          <w:lang w:val="en-US"/>
+        </w:rPr>
+        <w:t>Statistics By Jim</w:t>
+      </w:r>
+    </w:p>
+    <w:p>
+      <w:pPr>
+        <w:rPr>
+          <w:rFonts w:ascii="Arial" w:hAnsi="Arial" w:cs="Arial"/>
+          <w:lang w:val="en-US"/>
+        </w:rPr>
+      </w:pPr>
+      <w:r>
+        <w:rPr>
+          <w:rFonts w:ascii="Arial" w:hAnsi="Arial" w:cs="Arial"/>
+          <w:lang w:val="en-US"/>
+        </w:rPr>
+        <w:t>Is multicollinearity really a problem? - Stats StackExchange</w:t>
+      </w:r>
+    </w:p>
+    <w:p>
+      <w:pPr>
+        <w:rPr>
+          <w:rFonts w:ascii="Arial" w:hAnsi="Arial" w:cs="Arial"/>
+          <w:lang w:val="en-US"/>
+        </w:rPr>
+      </w:pPr>
+      <w:r>
+        <w:rPr>
+          <w:rFonts w:ascii="Arial" w:hAnsi="Arial" w:cs="Arial"/>
+          <w:lang w:val="en-US"/>
+        </w:rPr>
+        <w:t>21 mar 2017 — * current community. Cross Validated. your communities. Sign up or log in to customize your list. more stack exchange communities.</w:t>
+      </w:r>
+    </w:p>
+    <w:p>
+      <w:pPr>
+        <w:rPr>
+          <w:rFonts w:ascii="Arial" w:hAnsi="Arial" w:cs="Arial"/>
+          <w:lang w:val="en-US"/>
+        </w:rPr>
+      </w:pPr>
+    </w:p>
+    <w:p>
+      <w:pPr>
+        <w:rPr>
+          <w:rFonts w:ascii="Arial" w:hAnsi="Arial" w:cs="Arial"/>
+        </w:rPr>
+      </w:pPr>
+      <w:proofErr w:type="spellStart"/>
+      <w:r>
+        <w:rPr>
+          <w:rFonts w:ascii="Arial" w:hAnsi="Arial" w:cs="Arial"/>
+        </w:rPr>
+        <w:t>Stack</w:t>
+      </w:r>
+      <w:proofErr w:type="spellEnd"/>
+      <w:r>
+        <w:rPr>
+          <w:rFonts w:ascii="Arial" w:hAnsi="Arial" w:cs="Arial"/>
+        </w:rPr>
+        <w:t xml:space="preserve"> Exchange</w:t>
+      </w:r>
+    </w:p>
+    <w:p>
+      <w:pPr>
+        <w:rPr>
+          <w:rFonts w:ascii="Arial" w:hAnsi="Arial" w:cs="Arial"/>
+        </w:rPr>
+      </w:pPr>
+      <w:r>
+        <w:rPr>
+          <w:rFonts w:ascii="Arial" w:hAnsi="Arial" w:cs="Arial"/>
+        </w:rPr>
+        <w:t>Mostrar todo</w:t>
+      </w:r>
+    </w:p>
+    <w:p>
+      <w:pPr>
+        <w:rPr>
+          <w:rFonts w:ascii="Arial" w:hAnsi="Arial" w:cs="Arial"/>
+        </w:rPr>
+      </w:pPr>
+      <w:r>
+        <w:rPr>
+          <w:rFonts w:ascii="Arial" w:hAnsi="Arial" w:cs="Arial"/>
+        </w:rPr>
+        <w:t xml:space="preserve">Dame artículos científicos serios, publicados en revistas de investigación, que apoyen esta idea: </w:t>
+      </w:r>
+      <w:proofErr w:type="spellStart"/>
+      <w:r>
+        <w:rPr>
+          <w:rFonts w:ascii="Arial" w:hAnsi="Arial" w:cs="Arial"/>
+        </w:rPr>
+        <w:t>for</w:t>
+      </w:r>
+      <w:proofErr w:type="spellEnd"/>
+      <w:r>
+        <w:rPr>
+          <w:rFonts w:ascii="Arial" w:hAnsi="Arial" w:cs="Arial"/>
+        </w:rPr>
+        <w:t xml:space="preserve"> </w:t>
+      </w:r>
+      <w:proofErr w:type="spellStart"/>
+      <w:r>
+        <w:rPr>
+          <w:rFonts w:ascii="Arial" w:hAnsi="Arial" w:cs="Arial"/>
+        </w:rPr>
+        <w:t>prediction</w:t>
+      </w:r>
+      <w:proofErr w:type="spellEnd"/>
+      <w:r>
+        <w:rPr>
+          <w:rFonts w:ascii="Arial" w:hAnsi="Arial" w:cs="Arial"/>
+        </w:rPr>
+        <w:t xml:space="preserve">, </w:t>
+      </w:r>
+      <w:proofErr w:type="spellStart"/>
+      <w:r>
+        <w:rPr>
+          <w:rFonts w:ascii="Arial" w:hAnsi="Arial" w:cs="Arial"/>
+        </w:rPr>
+        <w:t>multicollinearity</w:t>
+      </w:r>
+      <w:proofErr w:type="spellEnd"/>
+      <w:r>
+        <w:rPr>
+          <w:rFonts w:ascii="Arial" w:hAnsi="Arial" w:cs="Arial"/>
+        </w:rPr>
+        <w:t xml:space="preserve"> </w:t>
+      </w:r>
+      <w:proofErr w:type="spellStart"/>
+      <w:r>
+        <w:rPr>
+          <w:rFonts w:ascii="Arial" w:hAnsi="Arial" w:cs="Arial"/>
+        </w:rPr>
+        <w:t>have</w:t>
+      </w:r>
+      <w:proofErr w:type="spellEnd"/>
+      <w:r>
+        <w:rPr>
+          <w:rFonts w:ascii="Arial" w:hAnsi="Arial" w:cs="Arial"/>
+        </w:rPr>
+        <w:t xml:space="preserve"> </w:t>
+      </w:r>
+      <w:proofErr w:type="spellStart"/>
+      <w:r>
+        <w:rPr>
+          <w:rFonts w:ascii="Arial" w:hAnsi="Arial" w:cs="Arial"/>
+        </w:rPr>
+        <w:t>minor</w:t>
+      </w:r>
+      <w:proofErr w:type="spellEnd"/>
+      <w:r>
+        <w:rPr>
+          <w:rFonts w:ascii="Arial" w:hAnsi="Arial" w:cs="Arial"/>
+        </w:rPr>
+        <w:t xml:space="preserve"> </w:t>
+      </w:r>
+      <w:proofErr w:type="spellStart"/>
+      <w:r>
+        <w:rPr>
+          <w:rFonts w:ascii="Arial" w:hAnsi="Arial" w:cs="Arial"/>
+        </w:rPr>
+        <w:t>effects</w:t>
+      </w:r>
+      <w:proofErr w:type="spellEnd"/>
+    </w:p>
+    <w:p>
+      <w:pPr>
+        <w:rPr>
+          <w:rFonts w:ascii="Arial" w:hAnsi="Arial" w:cs="Arial"/>
+        </w:rPr>
+      </w:pPr>
+      <w:r>
+        <w:rPr>
+          <w:rFonts w:ascii="Arial" w:hAnsi="Arial" w:cs="Arial"/>
+        </w:rPr>
+        <w:lastRenderedPageBreak/>
+        <w:t xml:space="preserve">Esta es una lista de artículos científicos y literatura técnica de referencia que respaldan la idea de que la </w:t>
+      </w:r>
+      <w:proofErr w:type="spellStart"/>
+      <w:r>
+        <w:rPr>
+          <w:rFonts w:ascii="Arial" w:hAnsi="Arial" w:cs="Arial"/>
+        </w:rPr>
+        <w:t>multicolinealidad</w:t>
+      </w:r>
+      <w:proofErr w:type="spellEnd"/>
+      <w:r>
+        <w:rPr>
+          <w:rFonts w:ascii="Arial" w:hAnsi="Arial" w:cs="Arial"/>
+        </w:rPr>
+        <w:t xml:space="preserve"> tiene un impacto mínimo o nulo en la precisión predictiva de un modelo, siempre que se utilice para pronosticar dentro de la misma estructura de datos: </w:t>
+      </w:r>
+    </w:p>
+    <w:p>
+      <w:pPr>
+        <w:rPr>
+          <w:rFonts w:ascii="Arial" w:hAnsi="Arial" w:cs="Arial"/>
+        </w:rPr>
+      </w:pPr>
+      <w:r>
+        <w:rPr>
+          <w:rFonts w:ascii="Arial" w:hAnsi="Arial" w:cs="Arial"/>
+        </w:rPr>
+        <w:t>Artículos y Estudios Específicos</w:t>
+      </w:r>
+    </w:p>
+    <w:p>
+      <w:pPr>
+        <w:rPr>
+          <w:rFonts w:ascii="Arial" w:hAnsi="Arial" w:cs="Arial"/>
+          <w:lang w:val="en-US"/>
+        </w:rPr>
+      </w:pPr>
+      <w:r>
+        <w:rPr>
+          <w:rFonts w:ascii="Arial" w:hAnsi="Arial" w:cs="Arial"/>
+        </w:rPr>
+        <w:t xml:space="preserve">Morris, J. D., &amp; Lieberman, M. G. (2015/2018). </w:t>
+      </w:r>
+      <w:r>
+        <w:rPr>
+          <w:rFonts w:ascii="Arial" w:hAnsi="Arial" w:cs="Arial"/>
+          <w:lang w:val="en-US"/>
+        </w:rPr>
+        <w:t>"Multicollinearity’s Effect on Regression Prediction Accuracy with Real Data Structures".</w:t>
+      </w:r>
+    </w:p>
+    <w:p>
+      <w:pPr>
+        <w:rPr>
+          <w:rFonts w:ascii="Arial" w:hAnsi="Arial" w:cs="Arial"/>
+        </w:rPr>
+      </w:pPr>
+      <w:r>
+        <w:rPr>
+          <w:rFonts w:ascii="Arial" w:hAnsi="Arial" w:cs="Arial"/>
+        </w:rPr>
+        <w:t xml:space="preserve">Publicado en el General Linear </w:t>
+      </w:r>
+      <w:proofErr w:type="spellStart"/>
+      <w:r>
+        <w:rPr>
+          <w:rFonts w:ascii="Arial" w:hAnsi="Arial" w:cs="Arial"/>
+        </w:rPr>
+        <w:t>Model</w:t>
+      </w:r>
+      <w:proofErr w:type="spellEnd"/>
+      <w:r>
+        <w:rPr>
+          <w:rFonts w:ascii="Arial" w:hAnsi="Arial" w:cs="Arial"/>
+        </w:rPr>
+        <w:t xml:space="preserve"> </w:t>
+      </w:r>
+      <w:proofErr w:type="spellStart"/>
+      <w:r>
+        <w:rPr>
+          <w:rFonts w:ascii="Arial" w:hAnsi="Arial" w:cs="Arial"/>
+        </w:rPr>
+        <w:t>Journal</w:t>
+      </w:r>
+      <w:proofErr w:type="spellEnd"/>
+      <w:r>
+        <w:rPr>
+          <w:rFonts w:ascii="Arial" w:hAnsi="Arial" w:cs="Arial"/>
+        </w:rPr>
+        <w:t xml:space="preserve">. Este estudio examinó 21 conjuntos de datos reales y demostró empíricamente que la </w:t>
+      </w:r>
+      <w:proofErr w:type="spellStart"/>
+      <w:r>
+        <w:rPr>
+          <w:rFonts w:ascii="Arial" w:hAnsi="Arial" w:cs="Arial"/>
+        </w:rPr>
+        <w:t>multicolinealidad</w:t>
+      </w:r>
+      <w:proofErr w:type="spellEnd"/>
+      <w:r>
+        <w:rPr>
+          <w:rFonts w:ascii="Arial" w:hAnsi="Arial" w:cs="Arial"/>
+        </w:rPr>
+        <w:t xml:space="preserve"> no tiene efecto en la precisión de la predicción, ya sea relativa o absoluta, a pesar de lo que sugieren muchos libros de texto.</w:t>
+      </w:r>
+    </w:p>
+    <w:p>
+      <w:pPr>
+        <w:rPr>
+          <w:rFonts w:ascii="Arial" w:hAnsi="Arial" w:cs="Arial"/>
+          <w:lang w:val="en-US"/>
+        </w:rPr>
+      </w:pPr>
+      <w:r>
+        <w:rPr>
+          <w:rFonts w:ascii="Arial" w:hAnsi="Arial" w:cs="Arial"/>
+          <w:lang w:val="en-US"/>
+        </w:rPr>
+        <w:t>Mundfrom, D. J., DePoy Smith, M. L., &amp; Kay, L. W. (2018). "The Effect of Multicollinearity on Prediction in Regression Models".</w:t>
+      </w:r>
+    </w:p>
+    <w:p>
+      <w:pPr>
+        <w:rPr>
+          <w:rFonts w:ascii="Arial" w:hAnsi="Arial" w:cs="Arial"/>
+        </w:rPr>
+      </w:pPr>
+      <w:r>
+        <w:rPr>
+          <w:rFonts w:ascii="Arial" w:hAnsi="Arial" w:cs="Arial"/>
+        </w:rPr>
+        <w:t xml:space="preserve">Publicado también en el General Linear </w:t>
+      </w:r>
+      <w:proofErr w:type="spellStart"/>
+      <w:r>
+        <w:rPr>
+          <w:rFonts w:ascii="Arial" w:hAnsi="Arial" w:cs="Arial"/>
+        </w:rPr>
+        <w:t>Model</w:t>
+      </w:r>
+      <w:proofErr w:type="spellEnd"/>
+      <w:r>
+        <w:rPr>
+          <w:rFonts w:ascii="Arial" w:hAnsi="Arial" w:cs="Arial"/>
+        </w:rPr>
+        <w:t xml:space="preserve"> </w:t>
+      </w:r>
+      <w:proofErr w:type="spellStart"/>
+      <w:r>
+        <w:rPr>
+          <w:rFonts w:ascii="Arial" w:hAnsi="Arial" w:cs="Arial"/>
+        </w:rPr>
+        <w:t>Journal</w:t>
+      </w:r>
+      <w:proofErr w:type="spellEnd"/>
+      <w:r>
+        <w:rPr>
+          <w:rFonts w:ascii="Arial" w:hAnsi="Arial" w:cs="Arial"/>
+        </w:rPr>
+        <w:t xml:space="preserve">. Los autores concluyen que, si bien la </w:t>
+      </w:r>
+      <w:proofErr w:type="spellStart"/>
+      <w:r>
+        <w:rPr>
+          <w:rFonts w:ascii="Arial" w:hAnsi="Arial" w:cs="Arial"/>
+        </w:rPr>
+        <w:t>multicolinealidad</w:t>
+      </w:r>
+      <w:proofErr w:type="spellEnd"/>
+      <w:r>
+        <w:rPr>
+          <w:rFonts w:ascii="Arial" w:hAnsi="Arial" w:cs="Arial"/>
+        </w:rPr>
+        <w:t xml:space="preserve"> es devastadora para identificar qué predictores son responsables de la variación (explicación), no afecta la capacidad de predecir con precisión el valor de la respuesta.</w:t>
+      </w:r>
+    </w:p>
+    <w:p>
+      <w:pPr>
+        <w:rPr>
+          <w:rFonts w:ascii="Arial" w:hAnsi="Arial" w:cs="Arial"/>
+          <w:lang w:val="en-US"/>
+        </w:rPr>
+      </w:pPr>
+      <w:r>
+        <w:rPr>
+          <w:rFonts w:ascii="Arial" w:hAnsi="Arial" w:cs="Arial"/>
+          <w:lang w:val="en-US"/>
+        </w:rPr>
+        <w:t>Grewal, R., Cote, J. A., &amp; Baumgartner, H. (2004). "Multicollinearity and Measurement Error in Structural Equation Models".</w:t>
+      </w:r>
+    </w:p>
+    <w:p>
+      <w:pPr>
+        <w:rPr>
+          <w:rFonts w:ascii="Arial" w:hAnsi="Arial" w:cs="Arial"/>
+        </w:rPr>
+      </w:pPr>
+      <w:r>
+        <w:rPr>
+          <w:rFonts w:ascii="Arial" w:hAnsi="Arial" w:cs="Arial"/>
+          <w:lang w:val="en-US"/>
+        </w:rPr>
+        <w:t xml:space="preserve">Publicado en el Journal of Marketing Research. </w:t>
+      </w:r>
+      <w:r>
+        <w:rPr>
+          <w:rFonts w:ascii="Arial" w:hAnsi="Arial" w:cs="Arial"/>
+        </w:rPr>
+        <w:t xml:space="preserve">Aunque se centra en modelos de ecuaciones estructurales, este artículo es un referente clásico que discute cómo la </w:t>
+      </w:r>
+      <w:proofErr w:type="spellStart"/>
+      <w:r>
+        <w:rPr>
+          <w:rFonts w:ascii="Arial" w:hAnsi="Arial" w:cs="Arial"/>
+        </w:rPr>
+        <w:t>colinealidad</w:t>
+      </w:r>
+      <w:proofErr w:type="spellEnd"/>
+      <w:r>
+        <w:rPr>
+          <w:rFonts w:ascii="Arial" w:hAnsi="Arial" w:cs="Arial"/>
+        </w:rPr>
+        <w:t xml:space="preserve"> afecta la inferencia pero no necesariamente la utilidad práctica de las predicciones del modelo.</w:t>
+      </w:r>
+    </w:p>
+    <w:p>
+      <w:pPr>
+        <w:rPr>
+          <w:rFonts w:ascii="Arial" w:hAnsi="Arial" w:cs="Arial"/>
+          <w:lang w:val="en-US"/>
+        </w:rPr>
+      </w:pPr>
+      <w:r>
+        <w:rPr>
+          <w:rFonts w:ascii="Arial" w:hAnsi="Arial" w:cs="Arial"/>
+          <w:lang w:val="en-US"/>
+        </w:rPr>
+        <w:t>Shrestha, N. (2020). "Detecting Multicollinearity in Regression Analysis".</w:t>
+      </w:r>
+    </w:p>
+    <w:p>
+      <w:pPr>
+        <w:rPr>
+          <w:rFonts w:ascii="Arial" w:hAnsi="Arial" w:cs="Arial"/>
+        </w:rPr>
+      </w:pPr>
+      <w:r>
+        <w:rPr>
+          <w:rFonts w:ascii="Arial" w:hAnsi="Arial" w:cs="Arial"/>
+          <w:lang w:val="en-US"/>
+        </w:rPr>
+        <w:t xml:space="preserve">Publicado en el Open Journal of Statistics. </w:t>
+      </w:r>
+      <w:r>
+        <w:rPr>
+          <w:rFonts w:ascii="Arial" w:hAnsi="Arial" w:cs="Arial"/>
+        </w:rPr>
+        <w:t xml:space="preserve">Menciona que la </w:t>
+      </w:r>
+      <w:proofErr w:type="spellStart"/>
+      <w:r>
+        <w:rPr>
+          <w:rFonts w:ascii="Arial" w:hAnsi="Arial" w:cs="Arial"/>
+        </w:rPr>
+        <w:t>multicolinealidad</w:t>
+      </w:r>
+      <w:proofErr w:type="spellEnd"/>
+      <w:r>
+        <w:rPr>
+          <w:rFonts w:ascii="Arial" w:hAnsi="Arial" w:cs="Arial"/>
+        </w:rPr>
+        <w:t xml:space="preserve"> "no afecta el ajuste general o las predicciones del modelo" (pág. 354), citando que las predicciones permanecen estables si el patrón de </w:t>
+      </w:r>
+      <w:proofErr w:type="spellStart"/>
+      <w:r>
+        <w:rPr>
+          <w:rFonts w:ascii="Arial" w:hAnsi="Arial" w:cs="Arial"/>
+        </w:rPr>
+        <w:t>colinealidad</w:t>
+      </w:r>
+      <w:proofErr w:type="spellEnd"/>
+      <w:r>
+        <w:rPr>
+          <w:rFonts w:ascii="Arial" w:hAnsi="Arial" w:cs="Arial"/>
+        </w:rPr>
+        <w:t xml:space="preserve"> se mantiene en los datos nuevos. </w:t>
+      </w:r>
+    </w:p>
+    <w:p>
+      <w:pPr>
+        <w:rPr>
+          <w:rFonts w:ascii="Arial" w:hAnsi="Arial" w:cs="Arial"/>
+        </w:rPr>
+      </w:pPr>
+      <w:r>
+        <w:rPr>
+          <w:rFonts w:ascii="Arial" w:hAnsi="Arial" w:cs="Arial"/>
+        </w:rPr>
+        <w:t>Referencias en Libros de Texto "Estándar"</w:t>
+      </w:r>
+    </w:p>
+    <w:p>
+      <w:pPr>
+        <w:rPr>
+          <w:rFonts w:ascii="Arial" w:hAnsi="Arial" w:cs="Arial"/>
+        </w:rPr>
+      </w:pPr>
+      <w:r>
+        <w:rPr>
+          <w:rFonts w:ascii="Arial" w:hAnsi="Arial" w:cs="Arial"/>
+        </w:rPr>
+        <w:t xml:space="preserve">A menudo, los autores de libros de referencia técnica citan este hecho como una advertencia para no sobre-corregir modelos predictivos: </w:t>
+      </w:r>
+    </w:p>
+    <w:p>
+      <w:pPr>
+        <w:rPr>
+          <w:rFonts w:ascii="Arial" w:hAnsi="Arial" w:cs="Arial"/>
+        </w:rPr>
+      </w:pPr>
+      <w:r>
+        <w:rPr>
+          <w:rFonts w:ascii="Arial" w:hAnsi="Arial" w:cs="Arial"/>
+          <w:lang w:val="en-US"/>
+        </w:rPr>
+        <w:t xml:space="preserve">Kutner, M. H., Nachtsheim, C. J., &amp; Neter, J. (2004). </w:t>
+      </w:r>
+      <w:r>
+        <w:rPr>
+          <w:rFonts w:ascii="Arial" w:hAnsi="Arial" w:cs="Arial"/>
+        </w:rPr>
+        <w:t>"</w:t>
+      </w:r>
+      <w:proofErr w:type="spellStart"/>
+      <w:r>
+        <w:rPr>
+          <w:rFonts w:ascii="Arial" w:hAnsi="Arial" w:cs="Arial"/>
+        </w:rPr>
+        <w:t>Applied</w:t>
+      </w:r>
+      <w:proofErr w:type="spellEnd"/>
+      <w:r>
+        <w:rPr>
+          <w:rFonts w:ascii="Arial" w:hAnsi="Arial" w:cs="Arial"/>
+        </w:rPr>
+        <w:t xml:space="preserve"> Linear </w:t>
+      </w:r>
+      <w:proofErr w:type="spellStart"/>
+      <w:r>
+        <w:rPr>
+          <w:rFonts w:ascii="Arial" w:hAnsi="Arial" w:cs="Arial"/>
+        </w:rPr>
+        <w:t>Statistical</w:t>
+      </w:r>
+      <w:proofErr w:type="spellEnd"/>
+      <w:r>
+        <w:rPr>
+          <w:rFonts w:ascii="Arial" w:hAnsi="Arial" w:cs="Arial"/>
+        </w:rPr>
+        <w:t xml:space="preserve"> </w:t>
+      </w:r>
+      <w:proofErr w:type="spellStart"/>
+      <w:r>
+        <w:rPr>
+          <w:rFonts w:ascii="Arial" w:hAnsi="Arial" w:cs="Arial"/>
+        </w:rPr>
+        <w:t>Models</w:t>
+      </w:r>
+      <w:proofErr w:type="spellEnd"/>
+      <w:r>
+        <w:rPr>
+          <w:rFonts w:ascii="Arial" w:hAnsi="Arial" w:cs="Arial"/>
+        </w:rPr>
+        <w:t>".</w:t>
+      </w:r>
+    </w:p>
+    <w:p>
+      <w:pPr>
+        <w:rPr>
+          <w:rFonts w:ascii="Arial" w:hAnsi="Arial" w:cs="Arial"/>
+        </w:rPr>
+      </w:pPr>
+      <w:r>
+        <w:rPr>
+          <w:rFonts w:ascii="Arial" w:hAnsi="Arial" w:cs="Arial"/>
+        </w:rPr>
+        <w:t xml:space="preserve">En este texto fundamental, los autores señalan explícitamente que la </w:t>
+      </w:r>
+      <w:proofErr w:type="spellStart"/>
+      <w:r>
+        <w:rPr>
+          <w:rFonts w:ascii="Arial" w:hAnsi="Arial" w:cs="Arial"/>
+        </w:rPr>
+        <w:t>multicolinealidad</w:t>
+      </w:r>
+      <w:proofErr w:type="spellEnd"/>
+      <w:r>
+        <w:rPr>
+          <w:rFonts w:ascii="Arial" w:hAnsi="Arial" w:cs="Arial"/>
+        </w:rPr>
+        <w:t xml:space="preserve"> no suele impedir que un modelo obtenga buenas predicciones, siempre que los valores de las variables independientes para los cuales se hace la predicción sigan el mismo patrón de correlación que los datos de entrenamiento.</w:t>
+      </w:r>
+    </w:p>
+    <w:p>
+      <w:pPr>
+        <w:rPr>
+          <w:rFonts w:ascii="Arial" w:hAnsi="Arial" w:cs="Arial"/>
+          <w:lang w:val="en-US"/>
+        </w:rPr>
+      </w:pPr>
+      <w:r>
+        <w:rPr>
+          <w:rFonts w:ascii="Arial" w:hAnsi="Arial" w:cs="Arial"/>
+          <w:lang w:val="en-US"/>
+        </w:rPr>
+        <w:t>Mason, C. H., &amp; Perreault, W. D. (1991). "Collinearity, Power, and Interpretation of Multiple Regression Analysis".</w:t>
+      </w:r>
+    </w:p>
+    <w:p>
+      <w:pPr>
+        <w:rPr>
+          <w:rFonts w:ascii="Arial" w:hAnsi="Arial" w:cs="Arial"/>
+        </w:rPr>
+      </w:pPr>
+      <w:r>
+        <w:rPr>
+          <w:rFonts w:ascii="Arial" w:hAnsi="Arial" w:cs="Arial"/>
+        </w:rPr>
+        <w:lastRenderedPageBreak/>
+        <w:t xml:space="preserve">En el </w:t>
+      </w:r>
+      <w:proofErr w:type="spellStart"/>
+      <w:r>
+        <w:rPr>
+          <w:rFonts w:ascii="Arial" w:hAnsi="Arial" w:cs="Arial"/>
+        </w:rPr>
+        <w:t>Journal</w:t>
+      </w:r>
+      <w:proofErr w:type="spellEnd"/>
+      <w:r>
+        <w:rPr>
+          <w:rFonts w:ascii="Arial" w:hAnsi="Arial" w:cs="Arial"/>
+        </w:rPr>
+        <w:t xml:space="preserve"> of Marketing </w:t>
+      </w:r>
+      <w:proofErr w:type="spellStart"/>
+      <w:r>
+        <w:rPr>
+          <w:rFonts w:ascii="Arial" w:hAnsi="Arial" w:cs="Arial"/>
+        </w:rPr>
+        <w:t>Research</w:t>
+      </w:r>
+      <w:proofErr w:type="spellEnd"/>
+      <w:r>
+        <w:rPr>
+          <w:rFonts w:ascii="Arial" w:hAnsi="Arial" w:cs="Arial"/>
+        </w:rPr>
+        <w:t xml:space="preserve">, demostraron que en muchas situaciones típicas de investigación, los miedos sobre los efectos dañinos de la </w:t>
+      </w:r>
+      <w:proofErr w:type="spellStart"/>
+      <w:r>
+        <w:rPr>
+          <w:rFonts w:ascii="Arial" w:hAnsi="Arial" w:cs="Arial"/>
+        </w:rPr>
+        <w:t>colinealidad</w:t>
+      </w:r>
+      <w:proofErr w:type="spellEnd"/>
+      <w:r>
+        <w:rPr>
+          <w:rFonts w:ascii="Arial" w:hAnsi="Arial" w:cs="Arial"/>
+        </w:rPr>
+        <w:t xml:space="preserve"> son exagerados si el interés no es la interpretación de coeficientes individuales. </w:t>
+      </w:r>
+    </w:p>
+    <w:p>
+      <w:pPr>
+        <w:rPr>
+          <w:rFonts w:ascii="Arial" w:hAnsi="Arial" w:cs="Arial"/>
+        </w:rPr>
+      </w:pPr>
+      <w:r>
+        <w:rPr>
+          <w:rFonts w:ascii="Arial" w:hAnsi="Arial" w:cs="Arial"/>
+        </w:rPr>
+        <w:t>Conclusión Técnica de estos Artículos</w:t>
+      </w:r>
+    </w:p>
+    <w:p>
+      <w:pPr>
+        <w:rPr>
+          <w:rFonts w:ascii="Arial" w:hAnsi="Arial" w:cs="Arial"/>
+        </w:rPr>
+      </w:pPr>
+      <w:r>
+        <w:rPr>
+          <w:rFonts w:ascii="Arial" w:hAnsi="Arial" w:cs="Arial"/>
+        </w:rPr>
+        <w:t xml:space="preserve">El consenso en estos trabajos es que la </w:t>
+      </w:r>
+      <w:proofErr w:type="spellStart"/>
+      <w:r>
+        <w:rPr>
+          <w:rFonts w:ascii="Arial" w:hAnsi="Arial" w:cs="Arial"/>
+        </w:rPr>
+        <w:t>multicolinealidad</w:t>
+      </w:r>
+      <w:proofErr w:type="spellEnd"/>
+      <w:r>
+        <w:rPr>
+          <w:rFonts w:ascii="Arial" w:hAnsi="Arial" w:cs="Arial"/>
+        </w:rPr>
+        <w:t xml:space="preserve"> infla la varianza de los coeficientes (</w:t>
+      </w:r>
+    </w:p>
+    <w:p>
+      <w:pPr>
+        <w:rPr>
+          <w:rFonts w:ascii="Arial" w:hAnsi="Arial" w:cs="Arial"/>
+        </w:rPr>
+      </w:pPr>
+      <w:r>
+        <w:rPr>
+          <w:rFonts w:ascii="Arial" w:hAnsi="Arial" w:cs="Arial"/>
+        </w:rPr>
+        <w:t xml:space="preserve">), </w:t>
+      </w:r>
+      <w:proofErr w:type="gramStart"/>
+      <w:r>
+        <w:rPr>
+          <w:rFonts w:ascii="Arial" w:hAnsi="Arial" w:cs="Arial"/>
+        </w:rPr>
+        <w:t>pero</w:t>
+      </w:r>
+      <w:proofErr w:type="gramEnd"/>
+      <w:r>
+        <w:rPr>
+          <w:rFonts w:ascii="Arial" w:hAnsi="Arial" w:cs="Arial"/>
+        </w:rPr>
+        <w:t xml:space="preserve"> las covarianzas entre esos coeficientes suelen ser negativas y de magnitud similar, lo que causa que se "cancelen" al calcular el valor predicho (</w:t>
+      </w:r>
+    </w:p>
+    <w:p>
+      <w:pPr>
+        <w:rPr>
+          <w:rFonts w:ascii="Arial" w:hAnsi="Arial" w:cs="Arial"/>
+        </w:rPr>
+      </w:pPr>
+      <w:r>
+        <w:rPr>
+          <w:rFonts w:ascii="Arial" w:hAnsi="Arial" w:cs="Arial"/>
+        </w:rPr>
+        <w:t xml:space="preserve">). </w:t>
+      </w:r>
+    </w:p>
+    <w:p>
+      <w:pPr>
+        <w:rPr>
+          <w:rFonts w:ascii="Arial" w:hAnsi="Arial" w:cs="Arial"/>
+        </w:rPr>
+      </w:pPr>
+      <w:r>
+        <w:rPr>
+          <w:rFonts w:ascii="Arial" w:hAnsi="Arial" w:cs="Arial"/>
+        </w:rPr>
+        <w:t>¿Te interesa profundizar en alguna de estas fuentes o necesitas ayuda para localizar el PDF de alguno en particular?</w:t>
+      </w:r>
+    </w:p>
+    <w:p>
+      <w:pPr>
+        <w:rPr>
+          <w:rFonts w:ascii="Arial" w:hAnsi="Arial" w:cs="Arial"/>
+        </w:rPr>
+      </w:pPr>
+    </w:p>
+    <w:p>
+      <w:pPr>
+        <w:rPr>
+          <w:rFonts w:ascii="Arial" w:hAnsi="Arial" w:cs="Arial"/>
+        </w:rPr>
+      </w:pPr>
+    </w:p>
+    <w:p>
+      <w:pPr>
+        <w:rPr>
+          <w:rFonts w:ascii="Arial" w:hAnsi="Arial" w:cs="Arial"/>
+        </w:rPr>
+      </w:pPr>
+    </w:p>
+    <w:p>
+      <w:pPr>
+        <w:rPr>
+          <w:rFonts w:ascii="Arial" w:hAnsi="Arial" w:cs="Arial"/>
+        </w:rPr>
+      </w:pPr>
+    </w:p>
+    <w:p>
+      <w:pPr>
+        <w:rPr>
+          <w:rFonts w:ascii="Arial" w:hAnsi="Arial" w:cs="Arial"/>
+        </w:rPr>
+      </w:pPr>
+    </w:p>
+    <w:p>
+      <w:pPr>
+        <w:rPr>
+          <w:rFonts w:ascii="Arial" w:hAnsi="Arial" w:cs="Arial"/>
+        </w:rPr>
+      </w:pPr>
+    </w:p>
+    <w:p>
+      <w:pPr>
+        <w:rPr>
+          <w:rFonts w:ascii="Arial" w:hAnsi="Arial" w:cs="Arial"/>
+        </w:rPr>
+      </w:pPr>
+    </w:p>
+    <w:p>
+      <w:pPr>
+        <w:rPr>
+          <w:rFonts w:ascii="Arial" w:hAnsi="Arial" w:cs="Arial"/>
+        </w:rPr>
+      </w:pPr>
+    </w:p>
+    <w:p>
+      <w:pPr>
+        <w:rPr>
+          <w:rFonts w:ascii="Arial" w:hAnsi="Arial" w:cs="Arial"/>
+          <w:lang w:val="en-US"/>
+        </w:rPr>
+      </w:pPr>
+      <w:r>
+        <w:rPr>
+          <w:rFonts w:ascii="Arial" w:hAnsi="Arial" w:cs="Arial"/>
+          <w:lang w:val="en-US"/>
+        </w:rPr>
+        <w:t>12 sitios</w:t>
+      </w:r>
+    </w:p>
+    <w:p>
+      <w:pPr>
+        <w:rPr>
+          <w:rFonts w:ascii="Arial" w:hAnsi="Arial" w:cs="Arial"/>
+          <w:lang w:val="en-US"/>
+        </w:rPr>
+      </w:pPr>
+      <w:r>
+        <w:rPr>
+          <w:rFonts w:ascii="Arial" w:hAnsi="Arial" w:cs="Arial"/>
+          <w:lang w:val="en-US"/>
+        </w:rPr>
+        <w:t>The Effect of Multicollinearity on Prediction in Regression ...</w:t>
+      </w:r>
+    </w:p>
+    <w:p>
+      <w:pPr>
+        <w:rPr>
+          <w:rFonts w:ascii="Arial" w:hAnsi="Arial" w:cs="Arial"/>
+          <w:lang w:val="en-US"/>
+        </w:rPr>
+      </w:pPr>
+      <w:r>
+        <w:rPr>
+          <w:rFonts w:ascii="Arial" w:hAnsi="Arial" w:cs="Arial"/>
+          <w:lang w:val="en-US"/>
+        </w:rPr>
+        <w:t>23 oct 2018 — Abstract. It has long been known and there is ample literature in support of the notion that the presence of multicollinearity in ...</w:t>
+      </w:r>
+    </w:p>
+    <w:p>
+      <w:pPr>
+        <w:rPr>
+          <w:rFonts w:ascii="Arial" w:hAnsi="Arial" w:cs="Arial"/>
+          <w:lang w:val="en-US"/>
+        </w:rPr>
+      </w:pPr>
+    </w:p>
+    <w:p>
+      <w:pPr>
+        <w:rPr>
+          <w:rFonts w:ascii="Arial" w:hAnsi="Arial" w:cs="Arial"/>
+          <w:lang w:val="en-US"/>
+        </w:rPr>
+      </w:pPr>
+    </w:p>
+    <w:p>
+      <w:pPr>
+        <w:rPr>
+          <w:rFonts w:ascii="Arial" w:hAnsi="Arial" w:cs="Arial"/>
+          <w:lang w:val="en-US"/>
+        </w:rPr>
+      </w:pPr>
+      <w:r>
+        <w:rPr>
+          <w:rFonts w:ascii="Arial" w:hAnsi="Arial" w:cs="Arial"/>
+          <w:lang w:val="en-US"/>
+        </w:rPr>
+        <w:t>ResearchGate</w:t>
+      </w:r>
+    </w:p>
+    <w:p>
+      <w:pPr>
+        <w:rPr>
+          <w:rFonts w:ascii="Arial" w:hAnsi="Arial" w:cs="Arial"/>
+          <w:lang w:val="en-US"/>
+        </w:rPr>
+      </w:pPr>
+      <w:r>
+        <w:rPr>
+          <w:rFonts w:ascii="Arial" w:hAnsi="Arial" w:cs="Arial"/>
+          <w:lang w:val="en-US"/>
+        </w:rPr>
+        <w:t>(PDF) Multicollinearity's Effect on Regression Prediction ...</w:t>
+      </w:r>
+    </w:p>
+    <w:p>
+      <w:pPr>
+        <w:rPr>
+          <w:rFonts w:ascii="Arial" w:hAnsi="Arial" w:cs="Arial"/>
+          <w:lang w:val="en-US"/>
+        </w:rPr>
+      </w:pPr>
+      <w:r>
+        <w:rPr>
+          <w:rFonts w:ascii="Arial" w:hAnsi="Arial" w:cs="Arial"/>
+          <w:lang w:val="en-US"/>
+        </w:rPr>
+        <w:t>28 sept 2019 — Multicollinearity and Prediction Accuracy. General Linear Model Journal, 2018, Vol. 44(1) 29. Multicollinearity's Effect on Regres...</w:t>
+      </w:r>
+    </w:p>
+    <w:p>
+      <w:pPr>
+        <w:rPr>
+          <w:rFonts w:ascii="Arial" w:hAnsi="Arial" w:cs="Arial"/>
+          <w:lang w:val="en-US"/>
+        </w:rPr>
+      </w:pPr>
+    </w:p>
+    <w:p>
+      <w:pPr>
+        <w:rPr>
+          <w:rFonts w:ascii="Arial" w:hAnsi="Arial" w:cs="Arial"/>
+          <w:lang w:val="en-US"/>
+        </w:rPr>
+      </w:pPr>
+    </w:p>
+    <w:p>
+      <w:pPr>
+        <w:rPr>
+          <w:rFonts w:ascii="Arial" w:hAnsi="Arial" w:cs="Arial"/>
+          <w:lang w:val="en-US"/>
+        </w:rPr>
+      </w:pPr>
+      <w:r>
+        <w:rPr>
+          <w:rFonts w:ascii="Arial" w:hAnsi="Arial" w:cs="Arial"/>
+          <w:lang w:val="en-US"/>
+        </w:rPr>
+        <w:t>ResearchGate</w:t>
+      </w:r>
+    </w:p>
+    <w:p>
+      <w:pPr>
+        <w:rPr>
+          <w:rFonts w:ascii="Arial" w:hAnsi="Arial" w:cs="Arial"/>
+          <w:lang w:val="en-US"/>
+        </w:rPr>
+      </w:pPr>
+      <w:r>
+        <w:rPr>
+          <w:rFonts w:ascii="Arial" w:hAnsi="Arial" w:cs="Arial"/>
+          <w:lang w:val="en-US"/>
+        </w:rPr>
+        <w:t>(PDF) Prediction, Explanation, Multicollinearity, and Validity ...</w:t>
+      </w:r>
+    </w:p>
+    <w:p>
+      <w:pPr>
+        <w:rPr>
+          <w:rFonts w:ascii="Arial" w:hAnsi="Arial" w:cs="Arial"/>
+          <w:lang w:val="en-US"/>
+        </w:rPr>
+      </w:pPr>
+      <w:r>
+        <w:rPr>
+          <w:rFonts w:ascii="Arial" w:hAnsi="Arial" w:cs="Arial"/>
+          <w:lang w:val="en-US"/>
+        </w:rPr>
+        <w:lastRenderedPageBreak/>
+        <w:t>30 sept 2019 — Abstract and Figures. Recommendations from popular statistics texts regarding avoidance of predictor variable multicollinearity in...</w:t>
+      </w:r>
+    </w:p>
+    <w:p>
+      <w:pPr>
+        <w:rPr>
+          <w:rFonts w:ascii="Arial" w:hAnsi="Arial" w:cs="Arial"/>
+          <w:lang w:val="en-US"/>
+        </w:rPr>
+      </w:pPr>
+    </w:p>
+    <w:p>
+      <w:pPr>
+        <w:rPr>
+          <w:rFonts w:ascii="Arial" w:hAnsi="Arial" w:cs="Arial"/>
+          <w:lang w:val="en-US"/>
+        </w:rPr>
+      </w:pPr>
+    </w:p>
+    <w:p>
+      <w:pPr>
+        <w:rPr>
+          <w:rFonts w:ascii="Arial" w:hAnsi="Arial" w:cs="Arial"/>
+        </w:rPr>
+      </w:pPr>
+      <w:proofErr w:type="spellStart"/>
+      <w:r>
+        <w:rPr>
+          <w:rFonts w:ascii="Arial" w:hAnsi="Arial" w:cs="Arial"/>
+        </w:rPr>
+        <w:t>ResearchGate</w:t>
+      </w:r>
+      <w:proofErr w:type="spellEnd"/>
+    </w:p>
+    <w:p>
+      <w:pPr>
+        <w:rPr>
+          <w:rFonts w:ascii="Arial" w:hAnsi="Arial" w:cs="Arial"/>
+        </w:rPr>
+      </w:pPr>
+      <w:r>
+        <w:rPr>
+          <w:rFonts w:ascii="Arial" w:hAnsi="Arial" w:cs="Arial"/>
+        </w:rPr>
+        <w:t>Mostrar todo</w:t>
+      </w:r>
+    </w:p>
+    <w:p>
+      <w:pPr>
+        <w:rPr>
+          <w:rFonts w:ascii="Arial" w:hAnsi="Arial" w:cs="Arial"/>
+        </w:rPr>
+      </w:pPr>
+      <w:r>
+        <w:rPr>
+          <w:rFonts w:ascii="Arial" w:hAnsi="Arial" w:cs="Arial"/>
+        </w:rPr>
+        <w:t>Alguno artículo que considere alguno modelo más allá de regresiones</w:t>
+      </w:r>
+      <w:proofErr w:type="gramStart"/>
+      <w:r>
+        <w:rPr>
+          <w:rFonts w:ascii="Arial" w:hAnsi="Arial" w:cs="Arial"/>
+        </w:rPr>
+        <w:t>?</w:t>
+      </w:r>
+      <w:proofErr w:type="gramEnd"/>
+    </w:p>
+    <w:p>
+      <w:pPr>
+        <w:rPr>
+          <w:rFonts w:ascii="Arial" w:hAnsi="Arial" w:cs="Arial"/>
+        </w:rPr>
+      </w:pPr>
+      <w:r>
+        <w:rPr>
+          <w:rFonts w:ascii="Arial" w:hAnsi="Arial" w:cs="Arial"/>
+        </w:rPr>
+        <w:t xml:space="preserve">Sí, la investigación se ha extendido significativamente hacia modelos de Machine </w:t>
+      </w:r>
+      <w:proofErr w:type="spellStart"/>
+      <w:r>
+        <w:rPr>
+          <w:rFonts w:ascii="Arial" w:hAnsi="Arial" w:cs="Arial"/>
+        </w:rPr>
+        <w:t>Learning</w:t>
+      </w:r>
+      <w:proofErr w:type="spellEnd"/>
+      <w:r>
+        <w:rPr>
+          <w:rFonts w:ascii="Arial" w:hAnsi="Arial" w:cs="Arial"/>
+        </w:rPr>
+        <w:t xml:space="preserve"> y arquitecturas no lineales. En estos casos, el consenso es incluso más fuerte: los algoritmos modernos están diseñados para ignorar o gestionar la redundancia sin perder capacidad predictiva.</w:t>
+      </w:r>
+    </w:p>
+    <w:p>
+      <w:pPr>
+        <w:rPr>
+          <w:rFonts w:ascii="Arial" w:hAnsi="Arial" w:cs="Arial"/>
+        </w:rPr>
+      </w:pPr>
+      <w:r>
+        <w:rPr>
+          <w:rFonts w:ascii="Arial" w:hAnsi="Arial" w:cs="Arial"/>
+        </w:rPr>
+        <w:t>Aquí tienes artículos y literatura que analizan este fenómeno en modelos más complejos:</w:t>
+      </w:r>
+    </w:p>
+    <w:p>
+      <w:pPr>
+        <w:rPr>
+          <w:rFonts w:ascii="Arial" w:hAnsi="Arial" w:cs="Arial"/>
+          <w:lang w:val="en-US"/>
+        </w:rPr>
+      </w:pPr>
+      <w:r>
+        <w:rPr>
+          <w:rFonts w:ascii="Arial" w:hAnsi="Arial" w:cs="Arial"/>
+          <w:lang w:val="en-US"/>
+        </w:rPr>
+        <w:t>1. Machine Learning (Bosques Aleatorios, SVM, Redes Neuronales)</w:t>
+      </w:r>
+    </w:p>
+    <w:p>
+      <w:pPr>
+        <w:rPr>
+          <w:rFonts w:ascii="Arial" w:hAnsi="Arial" w:cs="Arial"/>
+          <w:lang w:val="en-US"/>
+        </w:rPr>
+      </w:pPr>
+      <w:r>
+        <w:rPr>
+          <w:rFonts w:ascii="Arial" w:hAnsi="Arial" w:cs="Arial"/>
+          <w:lang w:val="en-US"/>
+        </w:rPr>
+        <w:t>"The Multicollinearity Effect on the Performance of Machine Learning Algorithms" (2024)</w:t>
+      </w:r>
+    </w:p>
+    <w:p>
+      <w:pPr>
+        <w:rPr>
+          <w:rFonts w:ascii="Arial" w:hAnsi="Arial" w:cs="Arial"/>
+        </w:rPr>
+      </w:pPr>
+      <w:r>
+        <w:rPr>
+          <w:rFonts w:ascii="Arial" w:hAnsi="Arial" w:cs="Arial"/>
+          <w:lang w:val="en-US"/>
+        </w:rPr>
+        <w:t xml:space="preserve">Publicado en ResearchGate/Journal of Healthcare Informatics. </w:t>
+      </w:r>
+      <w:r>
+        <w:rPr>
+          <w:rFonts w:ascii="Arial" w:hAnsi="Arial" w:cs="Arial"/>
+        </w:rPr>
+        <w:t xml:space="preserve">Este estudio compara modelos estadísticos (como Ridge y Lasso) con 8 algoritmos de ML, incluyendo </w:t>
+      </w:r>
+      <w:proofErr w:type="spellStart"/>
+      <w:r>
+        <w:rPr>
+          <w:rFonts w:ascii="Arial" w:hAnsi="Arial" w:cs="Arial"/>
+        </w:rPr>
+        <w:t>XGBoost</w:t>
+      </w:r>
+      <w:proofErr w:type="spellEnd"/>
+      <w:r>
+        <w:rPr>
+          <w:rFonts w:ascii="Arial" w:hAnsi="Arial" w:cs="Arial"/>
+        </w:rPr>
+        <w:t xml:space="preserve">, SVM, KNN y Redes Neuronales (MLP). Los resultados indican que, aunque la </w:t>
+      </w:r>
+      <w:proofErr w:type="spellStart"/>
+      <w:r>
+        <w:rPr>
+          <w:rFonts w:ascii="Arial" w:hAnsi="Arial" w:cs="Arial"/>
+        </w:rPr>
+        <w:t>colinealidad</w:t>
+      </w:r>
+      <w:proofErr w:type="spellEnd"/>
+      <w:r>
+        <w:rPr>
+          <w:rFonts w:ascii="Arial" w:hAnsi="Arial" w:cs="Arial"/>
+        </w:rPr>
+        <w:t xml:space="preserve"> influye en la estabilidad, muchos de estos algoritmos mantienen un rendimiento de predicción robusto (</w:t>
+      </w:r>
+    </w:p>
+    <w:p>
+      <w:pPr>
+        <w:rPr>
+          <w:rFonts w:ascii="Arial" w:hAnsi="Arial" w:cs="Arial"/>
+        </w:rPr>
+      </w:pPr>
+      <w:r>
+        <w:rPr>
+          <w:rFonts w:ascii="Arial" w:hAnsi="Arial" w:cs="Arial"/>
+        </w:rPr>
+        <w:t xml:space="preserve"> </w:t>
+      </w:r>
+      <w:proofErr w:type="gramStart"/>
+      <w:r>
+        <w:rPr>
+          <w:rFonts w:ascii="Arial" w:hAnsi="Arial" w:cs="Arial"/>
+        </w:rPr>
+        <w:t>y</w:t>
+      </w:r>
+      <w:proofErr w:type="gramEnd"/>
+      <w:r>
+        <w:rPr>
+          <w:rFonts w:ascii="Arial" w:hAnsi="Arial" w:cs="Arial"/>
+        </w:rPr>
+        <w:t xml:space="preserve"> RMSE) incluso con datos altamente correlacionados.</w:t>
+      </w:r>
+    </w:p>
+    <w:p>
+      <w:pPr>
+        <w:rPr>
+          <w:rFonts w:ascii="Arial" w:hAnsi="Arial" w:cs="Arial"/>
+          <w:lang w:val="en-US"/>
+        </w:rPr>
+      </w:pPr>
+      <w:r>
+        <w:rPr>
+          <w:rFonts w:ascii="Arial" w:hAnsi="Arial" w:cs="Arial"/>
+          <w:lang w:val="en-US"/>
+        </w:rPr>
+        <w:t>"Ensemble and single algorithm models to handle VIs multicollinearity" (2023)</w:t>
+      </w:r>
+    </w:p>
+    <w:p>
+      <w:pPr>
+        <w:rPr>
+          <w:rFonts w:ascii="Arial" w:hAnsi="Arial" w:cs="Arial"/>
+        </w:rPr>
+      </w:pPr>
+      <w:r>
+        <w:rPr>
+          <w:rFonts w:ascii="Arial" w:hAnsi="Arial" w:cs="Arial"/>
+          <w:lang w:val="en-US"/>
+        </w:rPr>
+        <w:t xml:space="preserve">Publicado en Computers and Electronics in Agriculture. </w:t>
+      </w:r>
+      <w:r>
+        <w:rPr>
+          <w:rFonts w:ascii="Arial" w:hAnsi="Arial" w:cs="Arial"/>
+        </w:rPr>
+        <w:t xml:space="preserve">Investiga cómo los modelos de ensamble (como </w:t>
+      </w:r>
+      <w:proofErr w:type="spellStart"/>
+      <w:r>
+        <w:rPr>
+          <w:rFonts w:ascii="Arial" w:hAnsi="Arial" w:cs="Arial"/>
+        </w:rPr>
+        <w:t>Random</w:t>
+      </w:r>
+      <w:proofErr w:type="spellEnd"/>
+      <w:r>
+        <w:rPr>
+          <w:rFonts w:ascii="Arial" w:hAnsi="Arial" w:cs="Arial"/>
+        </w:rPr>
+        <w:t xml:space="preserve"> </w:t>
+      </w:r>
+      <w:proofErr w:type="spellStart"/>
+      <w:r>
+        <w:rPr>
+          <w:rFonts w:ascii="Arial" w:hAnsi="Arial" w:cs="Arial"/>
+        </w:rPr>
+        <w:t>Forest</w:t>
+      </w:r>
+      <w:proofErr w:type="spellEnd"/>
+      <w:r>
+        <w:rPr>
+          <w:rFonts w:ascii="Arial" w:hAnsi="Arial" w:cs="Arial"/>
+        </w:rPr>
+        <w:t xml:space="preserve">) manejan índices de vegetación altamente </w:t>
+      </w:r>
+      <w:proofErr w:type="spellStart"/>
+      <w:r>
+        <w:rPr>
+          <w:rFonts w:ascii="Arial" w:hAnsi="Arial" w:cs="Arial"/>
+        </w:rPr>
+        <w:t>colineales</w:t>
+      </w:r>
+      <w:proofErr w:type="spellEnd"/>
+      <w:r>
+        <w:rPr>
+          <w:rFonts w:ascii="Arial" w:hAnsi="Arial" w:cs="Arial"/>
+        </w:rPr>
+        <w:t xml:space="preserve">. El estudio concluye que la </w:t>
+      </w:r>
+      <w:proofErr w:type="spellStart"/>
+      <w:r>
+        <w:rPr>
+          <w:rFonts w:ascii="Arial" w:hAnsi="Arial" w:cs="Arial"/>
+        </w:rPr>
+        <w:t>multicolinealidad</w:t>
+      </w:r>
+      <w:proofErr w:type="spellEnd"/>
+      <w:r>
+        <w:rPr>
+          <w:rFonts w:ascii="Arial" w:hAnsi="Arial" w:cs="Arial"/>
+        </w:rPr>
+        <w:t xml:space="preserve"> no afecta significativamente la varianza ni la confianza de las predicciones de estos algoritmos, funcionando a menudo mejor que los modelos tradicionales. </w:t>
+      </w:r>
+    </w:p>
+    <w:p>
+      <w:pPr>
+        <w:rPr>
+          <w:rFonts w:ascii="Arial" w:hAnsi="Arial" w:cs="Arial"/>
+        </w:rPr>
+      </w:pPr>
+      <w:proofErr w:type="spellStart"/>
+      <w:r>
+        <w:rPr>
+          <w:rFonts w:ascii="Arial" w:hAnsi="Arial" w:cs="Arial"/>
+        </w:rPr>
+        <w:t>ResearchGate</w:t>
+      </w:r>
+      <w:proofErr w:type="spellEnd"/>
+    </w:p>
+    <w:p>
+      <w:pPr>
+        <w:rPr>
+          <w:rFonts w:ascii="Arial" w:hAnsi="Arial" w:cs="Arial"/>
+        </w:rPr>
+      </w:pPr>
+      <w:proofErr w:type="spellStart"/>
+      <w:r>
+        <w:rPr>
+          <w:rFonts w:ascii="Arial" w:hAnsi="Arial" w:cs="Arial"/>
+        </w:rPr>
+        <w:t>ResearchGate</w:t>
+      </w:r>
+      <w:proofErr w:type="spellEnd"/>
+    </w:p>
+    <w:p>
+      <w:pPr>
+        <w:rPr>
+          <w:rFonts w:ascii="Arial" w:hAnsi="Arial" w:cs="Arial"/>
+        </w:rPr>
+      </w:pPr>
+      <w:r>
+        <w:rPr>
+          <w:rFonts w:ascii="Arial" w:hAnsi="Arial" w:cs="Arial"/>
+        </w:rPr>
+        <w:t xml:space="preserve"> +1</w:t>
+      </w:r>
+    </w:p>
+    <w:p>
+      <w:pPr>
+        <w:rPr>
+          <w:rFonts w:ascii="Arial" w:hAnsi="Arial" w:cs="Arial"/>
+        </w:rPr>
+      </w:pPr>
+      <w:r>
+        <w:rPr>
+          <w:rFonts w:ascii="Arial" w:hAnsi="Arial" w:cs="Arial"/>
+        </w:rPr>
+        <w:t>2. Regresión Logística y Modelos No Lineales</w:t>
+      </w:r>
+    </w:p>
+    <w:p>
+      <w:pPr>
+        <w:rPr>
+          <w:rFonts w:ascii="Arial" w:hAnsi="Arial" w:cs="Arial"/>
+          <w:lang w:val="en-US"/>
+        </w:rPr>
+      </w:pPr>
+      <w:r>
+        <w:rPr>
+          <w:rFonts w:ascii="Arial" w:hAnsi="Arial" w:cs="Arial"/>
+          <w:lang w:val="en-US"/>
+        </w:rPr>
+        <w:t>"Multicollinearity in Regression Analyses Conducted in Epidemiologic Studies" (2016)</w:t>
+      </w:r>
+    </w:p>
+    <w:p>
+      <w:pPr>
+        <w:rPr>
+          <w:rFonts w:ascii="Arial" w:hAnsi="Arial" w:cs="Arial"/>
+        </w:rPr>
+      </w:pPr>
+      <w:r>
+        <w:rPr>
+          <w:rFonts w:ascii="Arial" w:hAnsi="Arial" w:cs="Arial"/>
+        </w:rPr>
+        <w:t>Publicado en PMC/</w:t>
+      </w:r>
+      <w:proofErr w:type="spellStart"/>
+      <w:r>
+        <w:rPr>
+          <w:rFonts w:ascii="Arial" w:hAnsi="Arial" w:cs="Arial"/>
+        </w:rPr>
+        <w:t>Epidemiology</w:t>
+      </w:r>
+      <w:proofErr w:type="spellEnd"/>
+      <w:r>
+        <w:rPr>
+          <w:rFonts w:ascii="Arial" w:hAnsi="Arial" w:cs="Arial"/>
+        </w:rPr>
+        <w:t xml:space="preserve"> </w:t>
+      </w:r>
+      <w:proofErr w:type="spellStart"/>
+      <w:r>
+        <w:rPr>
+          <w:rFonts w:ascii="Arial" w:hAnsi="Arial" w:cs="Arial"/>
+        </w:rPr>
+        <w:t>Health</w:t>
+      </w:r>
+      <w:proofErr w:type="spellEnd"/>
+      <w:r>
+        <w:rPr>
+          <w:rFonts w:ascii="Arial" w:hAnsi="Arial" w:cs="Arial"/>
+        </w:rPr>
+        <w:t xml:space="preserve">. Analiza modelos de Regresión Logística y Regresión de Cox. Confirma que, si bien la </w:t>
+      </w:r>
+      <w:proofErr w:type="spellStart"/>
+      <w:r>
+        <w:rPr>
+          <w:rFonts w:ascii="Arial" w:hAnsi="Arial" w:cs="Arial"/>
+        </w:rPr>
+        <w:t>colinealidad</w:t>
+      </w:r>
+      <w:proofErr w:type="spellEnd"/>
+      <w:r>
+        <w:rPr>
+          <w:rFonts w:ascii="Arial" w:hAnsi="Arial" w:cs="Arial"/>
+        </w:rPr>
+        <w:t xml:space="preserve"> distorsiona los p-</w:t>
+      </w:r>
+      <w:proofErr w:type="spellStart"/>
+      <w:r>
+        <w:rPr>
+          <w:rFonts w:ascii="Arial" w:hAnsi="Arial" w:cs="Arial"/>
+        </w:rPr>
+        <w:t>values</w:t>
+      </w:r>
+      <w:proofErr w:type="spellEnd"/>
+      <w:r>
+        <w:rPr>
+          <w:rFonts w:ascii="Arial" w:hAnsi="Arial" w:cs="Arial"/>
+        </w:rPr>
+        <w:t xml:space="preserve"> (interpretación), no afecta el ajuste global ni el poder predictivo del modelo sobre la probabilidad de un evento.</w:t>
+      </w:r>
+    </w:p>
+    <w:p>
+      <w:pPr>
+        <w:rPr>
+          <w:rFonts w:ascii="Arial" w:hAnsi="Arial" w:cs="Arial"/>
+          <w:lang w:val="en-US"/>
+        </w:rPr>
+      </w:pPr>
+      <w:r>
+        <w:rPr>
+          <w:rFonts w:ascii="Arial" w:hAnsi="Arial" w:cs="Arial"/>
+          <w:lang w:val="en-US"/>
+        </w:rPr>
+        <w:lastRenderedPageBreak/>
+        <w:t>"The Effect of Multicollinearity on Multilevel Modeling" (2004/2020)</w:t>
+      </w:r>
+    </w:p>
+    <w:p>
+      <w:pPr>
+        <w:rPr>
+          <w:rFonts w:ascii="Arial" w:hAnsi="Arial" w:cs="Arial"/>
+        </w:rPr>
+      </w:pPr>
+      <w:r>
+        <w:rPr>
+          <w:rFonts w:ascii="Arial" w:hAnsi="Arial" w:cs="Arial"/>
+        </w:rPr>
+        <w:t xml:space="preserve">Estudia modelos multinivel (o jerárquicos). Indica que la precisión de los pronósticos de nivel superior no se ve comprometida, aunque los errores estándar de los coeficientes de nivel individual se inflen. </w:t>
+      </w:r>
+    </w:p>
+    <w:p>
+      <w:pPr>
+        <w:rPr>
+          <w:rFonts w:ascii="Arial" w:hAnsi="Arial" w:cs="Arial"/>
+          <w:lang w:val="en-US"/>
+        </w:rPr>
+      </w:pPr>
+      <w:r>
+        <w:rPr>
+          <w:rFonts w:ascii="Arial" w:hAnsi="Arial" w:cs="Arial"/>
+          <w:lang w:val="en-US"/>
+        </w:rPr>
+        <w:t>National Institutes of Health (.gov)</w:t>
+      </w:r>
+    </w:p>
+    <w:p>
+      <w:pPr>
+        <w:rPr>
+          <w:rFonts w:ascii="Arial" w:hAnsi="Arial" w:cs="Arial"/>
+          <w:lang w:val="en-US"/>
+        </w:rPr>
+      </w:pPr>
+      <w:r>
+        <w:rPr>
+          <w:rFonts w:ascii="Arial" w:hAnsi="Arial" w:cs="Arial"/>
+          <w:lang w:val="en-US"/>
+        </w:rPr>
+        <w:t>National Institutes of Health (.gov)</w:t>
+      </w:r>
+    </w:p>
+    <w:p>
+      <w:pPr>
+        <w:rPr>
+          <w:rFonts w:ascii="Arial" w:hAnsi="Arial" w:cs="Arial"/>
+          <w:lang w:val="en-US"/>
+        </w:rPr>
+      </w:pPr>
+      <w:r>
+        <w:rPr>
+          <w:rFonts w:ascii="Arial" w:hAnsi="Arial" w:cs="Arial"/>
+          <w:lang w:val="en-US"/>
+        </w:rPr>
+        <w:t xml:space="preserve"> +3</w:t>
+      </w:r>
+    </w:p>
+    <w:p>
+      <w:pPr>
+        <w:rPr>
+          <w:rFonts w:ascii="Arial" w:hAnsi="Arial" w:cs="Arial"/>
+          <w:lang w:val="en-US"/>
+        </w:rPr>
+      </w:pPr>
+      <w:r>
+        <w:rPr>
+          <w:rFonts w:ascii="Arial" w:hAnsi="Arial" w:cs="Arial"/>
+          <w:lang w:val="en-US"/>
+        </w:rPr>
+        <w:t>3. Modelos de Ecuaciones Simultáneas</w:t>
+      </w:r>
+    </w:p>
+    <w:p>
+      <w:pPr>
+        <w:rPr>
+          <w:rFonts w:ascii="Arial" w:hAnsi="Arial" w:cs="Arial"/>
+          <w:lang w:val="en-US"/>
+        </w:rPr>
+      </w:pPr>
+      <w:r>
+        <w:rPr>
+          <w:rFonts w:ascii="Arial" w:hAnsi="Arial" w:cs="Arial"/>
+          <w:lang w:val="en-US"/>
+        </w:rPr>
+        <w:t>"Multicollinearity in simultaneous equations system" (2018)</w:t>
+      </w:r>
+    </w:p>
+    <w:p>
+      <w:pPr>
+        <w:rPr>
+          <w:rFonts w:ascii="Arial" w:hAnsi="Arial" w:cs="Arial"/>
+        </w:rPr>
+      </w:pPr>
+      <w:r>
+        <w:rPr>
+          <w:rFonts w:ascii="Arial" w:hAnsi="Arial" w:cs="Arial"/>
+          <w:lang w:val="en-US"/>
+        </w:rPr>
+        <w:t xml:space="preserve">Publicado en Communications in Statistics. </w:t>
+      </w:r>
+      <w:r>
+        <w:rPr>
+          <w:rFonts w:ascii="Arial" w:hAnsi="Arial" w:cs="Arial"/>
+        </w:rPr>
+        <w:t xml:space="preserve">Propone estimadores para sistemas complejos de ecuaciones y evalúa su rendimiento mediante simulaciones de Monte Carlo, concluyendo que para fines de estimación de valores, los métodos sesgados o de regularización superan las limitaciones de la </w:t>
+      </w:r>
+      <w:proofErr w:type="spellStart"/>
+      <w:r>
+        <w:rPr>
+          <w:rFonts w:ascii="Arial" w:hAnsi="Arial" w:cs="Arial"/>
+        </w:rPr>
+        <w:t>colinealidad</w:t>
+      </w:r>
+      <w:proofErr w:type="spellEnd"/>
+      <w:r>
+        <w:rPr>
+          <w:rFonts w:ascii="Arial" w:hAnsi="Arial" w:cs="Arial"/>
+        </w:rPr>
+        <w:t xml:space="preserve"> sin sacrificar el pronóstico. </w:t>
+      </w:r>
+    </w:p>
+    <w:p>
+      <w:pPr>
+        <w:rPr>
+          <w:rFonts w:ascii="Arial" w:hAnsi="Arial" w:cs="Arial"/>
+        </w:rPr>
+      </w:pPr>
+      <w:proofErr w:type="spellStart"/>
+      <w:r>
+        <w:rPr>
+          <w:rFonts w:ascii="Arial" w:hAnsi="Arial" w:cs="Arial"/>
+        </w:rPr>
+        <w:t>ResearchGate</w:t>
+      </w:r>
+      <w:proofErr w:type="spellEnd"/>
+    </w:p>
+    <w:p>
+      <w:pPr>
+        <w:rPr>
+          <w:rFonts w:ascii="Arial" w:hAnsi="Arial" w:cs="Arial"/>
+        </w:rPr>
+      </w:pPr>
+      <w:proofErr w:type="spellStart"/>
+      <w:r>
+        <w:rPr>
+          <w:rFonts w:ascii="Arial" w:hAnsi="Arial" w:cs="Arial"/>
+        </w:rPr>
+        <w:t>ResearchGate</w:t>
+      </w:r>
+      <w:proofErr w:type="spellEnd"/>
+    </w:p>
+    <w:p>
+      <w:pPr>
+        <w:rPr>
+          <w:rFonts w:ascii="Arial" w:hAnsi="Arial" w:cs="Arial"/>
+        </w:rPr>
+      </w:pPr>
+      <w:r>
+        <w:rPr>
+          <w:rFonts w:ascii="Arial" w:hAnsi="Arial" w:cs="Arial"/>
+        </w:rPr>
+        <w:t>¿Por qué estos modelos sufren menos?</w:t>
+      </w:r>
+    </w:p>
+    <w:p>
+      <w:pPr>
+        <w:rPr>
+          <w:rFonts w:ascii="Arial" w:hAnsi="Arial" w:cs="Arial"/>
+        </w:rPr>
+      </w:pPr>
+      <w:r>
+        <w:rPr>
+          <w:rFonts w:ascii="Arial" w:hAnsi="Arial" w:cs="Arial"/>
+        </w:rPr>
+        <w:t xml:space="preserve">A diferencia de la regresión lineal simple (OLS), muchos modelos de Machine </w:t>
+      </w:r>
+      <w:proofErr w:type="spellStart"/>
+      <w:r>
+        <w:rPr>
+          <w:rFonts w:ascii="Arial" w:hAnsi="Arial" w:cs="Arial"/>
+        </w:rPr>
+        <w:t>Learning</w:t>
+      </w:r>
+      <w:proofErr w:type="spellEnd"/>
+      <w:r>
+        <w:rPr>
+          <w:rFonts w:ascii="Arial" w:hAnsi="Arial" w:cs="Arial"/>
+        </w:rPr>
+        <w:t xml:space="preserve"> utilizan mecanismos internos que mitigan el problema: </w:t>
+      </w:r>
+    </w:p>
+    <w:p>
+      <w:pPr>
+        <w:rPr>
+          <w:rFonts w:ascii="Arial" w:hAnsi="Arial" w:cs="Arial"/>
+        </w:rPr>
+      </w:pPr>
+      <w:r>
+        <w:rPr>
+          <w:rFonts w:ascii="Arial" w:hAnsi="Arial" w:cs="Arial"/>
+        </w:rPr>
+        <w:t xml:space="preserve">Árboles de Decisión/Bosques: Eligen un predictor entre los </w:t>
+      </w:r>
+      <w:proofErr w:type="spellStart"/>
+      <w:r>
+        <w:rPr>
+          <w:rFonts w:ascii="Arial" w:hAnsi="Arial" w:cs="Arial"/>
+        </w:rPr>
+        <w:t>colineales</w:t>
+      </w:r>
+      <w:proofErr w:type="spellEnd"/>
+      <w:r>
+        <w:rPr>
+          <w:rFonts w:ascii="Arial" w:hAnsi="Arial" w:cs="Arial"/>
+        </w:rPr>
+        <w:t xml:space="preserve"> y descartan el resto de forma natural durante la partición.</w:t>
+      </w:r>
+    </w:p>
+    <w:p>
+      <w:pPr>
+        <w:rPr>
+          <w:rFonts w:ascii="Arial" w:hAnsi="Arial" w:cs="Arial"/>
+        </w:rPr>
+      </w:pPr>
+      <w:r>
+        <w:rPr>
+          <w:rFonts w:ascii="Arial" w:hAnsi="Arial" w:cs="Arial"/>
+        </w:rPr>
+        <w:t>Regularización (Ridge/Lasso/</w:t>
+      </w:r>
+      <w:proofErr w:type="spellStart"/>
+      <w:r>
+        <w:rPr>
+          <w:rFonts w:ascii="Arial" w:hAnsi="Arial" w:cs="Arial"/>
+        </w:rPr>
+        <w:t>Elastic</w:t>
+      </w:r>
+      <w:proofErr w:type="spellEnd"/>
+      <w:r>
+        <w:rPr>
+          <w:rFonts w:ascii="Arial" w:hAnsi="Arial" w:cs="Arial"/>
+        </w:rPr>
+        <w:t xml:space="preserve"> Net): Los artículos sobre estos modelos (como los de </w:t>
+      </w:r>
+      <w:proofErr w:type="spellStart"/>
+      <w:r>
+        <w:rPr>
+          <w:rFonts w:ascii="Arial" w:hAnsi="Arial" w:cs="Arial"/>
+        </w:rPr>
+        <w:t>Statistical</w:t>
+      </w:r>
+      <w:proofErr w:type="spellEnd"/>
+      <w:r>
+        <w:rPr>
+          <w:rFonts w:ascii="Arial" w:hAnsi="Arial" w:cs="Arial"/>
+        </w:rPr>
+        <w:t xml:space="preserve"> </w:t>
+      </w:r>
+      <w:proofErr w:type="spellStart"/>
+      <w:r>
+        <w:rPr>
+          <w:rFonts w:ascii="Arial" w:hAnsi="Arial" w:cs="Arial"/>
+        </w:rPr>
+        <w:t>Horizons</w:t>
+      </w:r>
+      <w:proofErr w:type="spellEnd"/>
+      <w:r>
+        <w:rPr>
+          <w:rFonts w:ascii="Arial" w:hAnsi="Arial" w:cs="Arial"/>
+        </w:rPr>
+        <w:t xml:space="preserve">) explican cómo penalizar coeficientes excesivamente grandes estabiliza la predicción sin necesidad de eliminar variables. </w:t>
+      </w:r>
+    </w:p>
+    <w:p>
+      <w:pPr>
+        <w:rPr>
+          <w:rFonts w:ascii="Arial" w:hAnsi="Arial" w:cs="Arial"/>
+        </w:rPr>
+      </w:pPr>
+      <w:proofErr w:type="spellStart"/>
+      <w:r>
+        <w:rPr>
+          <w:rFonts w:ascii="Arial" w:hAnsi="Arial" w:cs="Arial"/>
+        </w:rPr>
+        <w:t>Statistical</w:t>
+      </w:r>
+      <w:proofErr w:type="spellEnd"/>
+      <w:r>
+        <w:rPr>
+          <w:rFonts w:ascii="Arial" w:hAnsi="Arial" w:cs="Arial"/>
+        </w:rPr>
+        <w:t xml:space="preserve"> </w:t>
+      </w:r>
+      <w:proofErr w:type="spellStart"/>
+      <w:r>
+        <w:rPr>
+          <w:rFonts w:ascii="Arial" w:hAnsi="Arial" w:cs="Arial"/>
+        </w:rPr>
+        <w:t>Horizons</w:t>
+      </w:r>
+      <w:proofErr w:type="spellEnd"/>
+    </w:p>
+    <w:p>
+      <w:pPr>
+        <w:rPr>
+          <w:rFonts w:ascii="Arial" w:hAnsi="Arial" w:cs="Arial"/>
+        </w:rPr>
+      </w:pPr>
+      <w:proofErr w:type="spellStart"/>
+      <w:r>
+        <w:rPr>
+          <w:rFonts w:ascii="Arial" w:hAnsi="Arial" w:cs="Arial"/>
+        </w:rPr>
+        <w:t>Statistical</w:t>
+      </w:r>
+      <w:proofErr w:type="spellEnd"/>
+      <w:r>
+        <w:rPr>
+          <w:rFonts w:ascii="Arial" w:hAnsi="Arial" w:cs="Arial"/>
+        </w:rPr>
+        <w:t xml:space="preserve"> </w:t>
+      </w:r>
+      <w:proofErr w:type="spellStart"/>
+      <w:r>
+        <w:rPr>
+          <w:rFonts w:ascii="Arial" w:hAnsi="Arial" w:cs="Arial"/>
+        </w:rPr>
+        <w:t>Horizons</w:t>
+      </w:r>
+      <w:proofErr w:type="spellEnd"/>
+    </w:p>
+    <w:p>
+      <w:pPr>
+        <w:rPr>
+          <w:rFonts w:ascii="Arial" w:hAnsi="Arial" w:cs="Arial"/>
+        </w:rPr>
+      </w:pPr>
+      <w:r>
+        <w:rPr>
+          <w:rFonts w:ascii="Arial" w:hAnsi="Arial" w:cs="Arial"/>
+        </w:rPr>
+        <w:t xml:space="preserve">¿Te gustaría que te ayude a encontrar ejemplos de código para manejar </w:t>
+      </w:r>
+      <w:proofErr w:type="spellStart"/>
+      <w:r>
+        <w:rPr>
+          <w:rFonts w:ascii="Arial" w:hAnsi="Arial" w:cs="Arial"/>
+        </w:rPr>
+        <w:t>multicolinealidad</w:t>
+      </w:r>
+      <w:proofErr w:type="spellEnd"/>
+      <w:r>
+        <w:rPr>
+          <w:rFonts w:ascii="Arial" w:hAnsi="Arial" w:cs="Arial"/>
+        </w:rPr>
+        <w:t xml:space="preserve"> en modelos de Redes Neuronales o </w:t>
+      </w:r>
+      <w:proofErr w:type="spellStart"/>
+      <w:r>
+        <w:rPr>
+          <w:rFonts w:ascii="Arial" w:hAnsi="Arial" w:cs="Arial"/>
+        </w:rPr>
+        <w:t>XGBoost</w:t>
+      </w:r>
+      <w:proofErr w:type="spellEnd"/>
+      <w:r>
+        <w:rPr>
+          <w:rFonts w:ascii="Arial" w:hAnsi="Arial" w:cs="Arial"/>
+        </w:rPr>
+        <w:t>?</w:t>
+      </w:r>
+    </w:p>
+    <w:p>
+      <w:pPr>
+        <w:rPr>
+          <w:rFonts w:ascii="Arial" w:hAnsi="Arial" w:cs="Arial"/>
+        </w:rPr>
+      </w:pPr>
+    </w:p>
+    <w:p>
+      <w:pPr>
+        <w:rPr>
+          <w:rFonts w:ascii="Arial" w:hAnsi="Arial" w:cs="Arial"/>
+        </w:rPr>
+      </w:pPr>
+    </w:p>
+    <w:p>
+      <w:pPr>
+        <w:rPr>
+          <w:rFonts w:ascii="Arial" w:hAnsi="Arial" w:cs="Arial"/>
+        </w:rPr>
+      </w:pPr>
+    </w:p>
+    <w:p>
+      <w:pPr>
+        <w:rPr>
+          <w:rFonts w:ascii="Arial" w:hAnsi="Arial" w:cs="Arial"/>
+        </w:rPr>
+      </w:pPr>
+    </w:p>
+    <w:p>
+      <w:pPr>
+        <w:rPr>
+          <w:rFonts w:ascii="Arial" w:hAnsi="Arial" w:cs="Arial"/>
+        </w:rPr>
+      </w:pPr>
+    </w:p>
+    <w:p>
+      <w:pPr>
+        <w:rPr>
+          <w:rFonts w:ascii="Arial" w:hAnsi="Arial" w:cs="Arial"/>
+        </w:rPr>
+      </w:pPr>
+    </w:p>
+    <w:p>
+      <w:pPr>
+        <w:rPr>
+          <w:rFonts w:ascii="Arial" w:hAnsi="Arial" w:cs="Arial"/>
+        </w:rPr>
+      </w:pPr>
+    </w:p>
+    <w:p>
+      <w:pPr>
+        <w:rPr>
+          <w:rFonts w:ascii="Arial" w:hAnsi="Arial" w:cs="Arial"/>
+        </w:rPr>
+      </w:pPr>
+    </w:p>
+    <w:p>
+      <w:pPr>
+        <w:rPr>
+          <w:rFonts w:ascii="Arial" w:hAnsi="Arial" w:cs="Arial"/>
+          <w:lang w:val="en-US"/>
+        </w:rPr>
+      </w:pPr>
+      <w:r>
+        <w:rPr>
+          <w:rFonts w:ascii="Arial" w:hAnsi="Arial" w:cs="Arial"/>
+          <w:lang w:val="en-US"/>
+        </w:rPr>
+        <w:t>8 sitios</w:t>
+      </w:r>
+    </w:p>
+    <w:p>
+      <w:pPr>
+        <w:rPr>
+          <w:rFonts w:ascii="Arial" w:hAnsi="Arial" w:cs="Arial"/>
+          <w:lang w:val="en-US"/>
+        </w:rPr>
+      </w:pPr>
+      <w:r>
+        <w:rPr>
+          <w:rFonts w:ascii="Arial" w:hAnsi="Arial" w:cs="Arial"/>
+          <w:lang w:val="en-US"/>
+        </w:rPr>
+        <w:t>Multicollinearity in Regression Analyses Conducted in ... - PMC</w:t>
+      </w:r>
+    </w:p>
+    <w:p>
+      <w:pPr>
+        <w:rPr>
+          <w:rFonts w:ascii="Arial" w:hAnsi="Arial" w:cs="Arial"/>
+          <w:lang w:val="en-US"/>
+        </w:rPr>
+      </w:pPr>
+      <w:r>
+        <w:rPr>
+          <w:rFonts w:ascii="Arial" w:hAnsi="Arial" w:cs="Arial"/>
+          <w:lang w:val="en-US"/>
+        </w:rPr>
+        <w:t>Introduction. Multicollinearity arises when at least two highly correlated predictors are assessed simultaneously in a regression ...</w:t>
+      </w:r>
+    </w:p>
+    <w:p>
+      <w:pPr>
+        <w:rPr>
+          <w:rFonts w:ascii="Arial" w:hAnsi="Arial" w:cs="Arial"/>
+          <w:lang w:val="en-US"/>
+        </w:rPr>
+      </w:pPr>
+    </w:p>
+    <w:p>
+      <w:pPr>
+        <w:rPr>
+          <w:rFonts w:ascii="Arial" w:hAnsi="Arial" w:cs="Arial"/>
+          <w:lang w:val="en-US"/>
+        </w:rPr>
+      </w:pPr>
+      <w:r>
+        <w:rPr>
+          <w:rFonts w:ascii="Arial" w:hAnsi="Arial" w:cs="Arial"/>
+          <w:lang w:val="en-US"/>
+        </w:rPr>
+        <w:t>National Institutes of Health (.gov)</w:t>
+      </w:r>
+    </w:p>
+    <w:p>
+      <w:pPr>
+        <w:rPr>
+          <w:rFonts w:ascii="Arial" w:hAnsi="Arial" w:cs="Arial"/>
+          <w:lang w:val="en-US"/>
+        </w:rPr>
+      </w:pPr>
+      <w:r>
+        <w:rPr>
+          <w:rFonts w:ascii="Arial" w:hAnsi="Arial" w:cs="Arial"/>
+          <w:lang w:val="en-US"/>
+        </w:rPr>
+        <w:t>When Can You Safely Ignore Multicollinearity?</w:t>
+      </w:r>
+    </w:p>
+    <w:p>
+      <w:pPr>
+        <w:rPr>
+          <w:rFonts w:ascii="Arial" w:hAnsi="Arial" w:cs="Arial"/>
+          <w:lang w:val="en-US"/>
+        </w:rPr>
+      </w:pPr>
+      <w:r>
+        <w:rPr>
+          <w:rFonts w:ascii="Arial" w:hAnsi="Arial" w:cs="Arial"/>
+          <w:lang w:val="en-US"/>
+        </w:rPr>
+        <w:t>10 sept 2012 — Multicollinearity is a common problem when estimating linear or generalized linear models, including logistic regression and Cox r...</w:t>
+      </w:r>
+    </w:p>
+    <w:p>
+      <w:pPr>
+        <w:rPr>
+          <w:rFonts w:ascii="Arial" w:hAnsi="Arial" w:cs="Arial"/>
+          <w:lang w:val="en-US"/>
+        </w:rPr>
+      </w:pPr>
+    </w:p>
+    <w:p>
+      <w:pPr>
+        <w:rPr>
+          <w:rFonts w:ascii="Arial" w:hAnsi="Arial" w:cs="Arial"/>
+          <w:lang w:val="en-US"/>
+        </w:rPr>
+      </w:pPr>
+    </w:p>
+    <w:p>
+      <w:pPr>
+        <w:rPr>
+          <w:rFonts w:ascii="Arial" w:hAnsi="Arial" w:cs="Arial"/>
+          <w:lang w:val="en-US"/>
+        </w:rPr>
+      </w:pPr>
+      <w:r>
+        <w:rPr>
+          <w:rFonts w:ascii="Arial" w:hAnsi="Arial" w:cs="Arial"/>
+          <w:lang w:val="en-US"/>
+        </w:rPr>
+        <w:t>Statistical Horizons</w:t>
+      </w:r>
+    </w:p>
+    <w:p>
+      <w:pPr>
+        <w:rPr>
+          <w:rFonts w:ascii="Arial" w:hAnsi="Arial" w:cs="Arial"/>
+          <w:lang w:val="en-US"/>
+        </w:rPr>
+      </w:pPr>
+      <w:r>
+        <w:rPr>
+          <w:rFonts w:ascii="Arial" w:hAnsi="Arial" w:cs="Arial"/>
+          <w:lang w:val="en-US"/>
+        </w:rPr>
+        <w:t>Multicollinearity in simultaneous equations system: evaluation of ...</w:t>
+      </w:r>
+    </w:p>
+    <w:p>
+      <w:pPr>
+        <w:rPr>
+          <w:rFonts w:ascii="Arial" w:hAnsi="Arial" w:cs="Arial"/>
+        </w:rPr>
+      </w:pPr>
+      <w:r>
+        <w:rPr>
+          <w:rFonts w:ascii="Arial" w:hAnsi="Arial" w:cs="Arial"/>
+          <w:lang w:val="en-US"/>
+        </w:rPr>
+        <w:t xml:space="preserve">Abstract. In simultaneous equations model, two-stage least squares estimator is easy to apply and commonly preferred. </w:t>
+      </w:r>
+      <w:proofErr w:type="spellStart"/>
+      <w:r>
+        <w:rPr>
+          <w:rFonts w:ascii="Arial" w:hAnsi="Arial" w:cs="Arial"/>
+        </w:rPr>
+        <w:t>When</w:t>
+      </w:r>
+      <w:proofErr w:type="spellEnd"/>
+      <w:r>
+        <w:rPr>
+          <w:rFonts w:ascii="Arial" w:hAnsi="Arial" w:cs="Arial"/>
+        </w:rPr>
+        <w:t xml:space="preserve"> </w:t>
+      </w:r>
+      <w:proofErr w:type="spellStart"/>
+      <w:r>
+        <w:rPr>
+          <w:rFonts w:ascii="Arial" w:hAnsi="Arial" w:cs="Arial"/>
+        </w:rPr>
+        <w:t>multico</w:t>
+      </w:r>
+      <w:proofErr w:type="spellEnd"/>
+      <w:r>
+        <w:rPr>
+          <w:rFonts w:ascii="Arial" w:hAnsi="Arial" w:cs="Arial"/>
+        </w:rPr>
+        <w:t>...</w:t>
+      </w:r>
+    </w:p>
+    <w:p>
+      <w:pPr>
+        <w:rPr>
+          <w:rFonts w:ascii="Arial" w:hAnsi="Arial" w:cs="Arial"/>
+        </w:rPr>
+      </w:pPr>
+    </w:p>
+    <w:p>
+      <w:pPr>
+        <w:rPr>
+          <w:rFonts w:ascii="Arial" w:hAnsi="Arial" w:cs="Arial"/>
+        </w:rPr>
+      </w:pPr>
+      <w:proofErr w:type="spellStart"/>
+      <w:r>
+        <w:rPr>
+          <w:rFonts w:ascii="Arial" w:hAnsi="Arial" w:cs="Arial"/>
+        </w:rPr>
+        <w:t>ResearchGate</w:t>
+      </w:r>
+      <w:proofErr w:type="spellEnd"/>
+    </w:p>
+    <w:p>
+      <w:pPr>
+        <w:rPr>
+          <w:rFonts w:ascii="Arial" w:hAnsi="Arial" w:cs="Arial"/>
+        </w:rPr>
+      </w:pPr>
+      <w:r>
+        <w:rPr>
+          <w:rFonts w:ascii="Arial" w:hAnsi="Arial" w:cs="Arial"/>
+        </w:rPr>
+        <w:t>Mostrar todo</w:t>
+      </w:r>
+    </w:p>
+    <w:p>
+      <w:pPr>
+        <w:rPr>
+          <w:rFonts w:ascii="Arial" w:hAnsi="Arial" w:cs="Arial"/>
+        </w:rPr>
+      </w:pPr>
+      <w:r>
+        <w:rPr>
+          <w:rFonts w:ascii="Arial" w:hAnsi="Arial" w:cs="Arial"/>
+        </w:rPr>
+        <w:t xml:space="preserve">En mi caso, busco emplear variables </w:t>
+      </w:r>
+      <w:proofErr w:type="spellStart"/>
+      <w:r>
+        <w:rPr>
+          <w:rFonts w:ascii="Arial" w:hAnsi="Arial" w:cs="Arial"/>
+        </w:rPr>
+        <w:t>colineales</w:t>
+      </w:r>
+      <w:proofErr w:type="spellEnd"/>
+      <w:r>
+        <w:rPr>
+          <w:rFonts w:ascii="Arial" w:hAnsi="Arial" w:cs="Arial"/>
+        </w:rPr>
+        <w:t xml:space="preserve"> para obtener probabilidades de transición.</w:t>
+      </w:r>
+    </w:p>
+    <w:p>
+      <w:pPr>
+        <w:rPr>
+          <w:rFonts w:ascii="Arial" w:hAnsi="Arial" w:cs="Arial"/>
+        </w:rPr>
+      </w:pPr>
+      <w:r>
+        <w:rPr>
+          <w:rFonts w:ascii="Arial" w:hAnsi="Arial" w:cs="Arial"/>
+        </w:rPr>
+        <w:t xml:space="preserve">En el contexto de probabilidades de transición (frecuentes en modelos de </w:t>
+      </w:r>
+      <w:proofErr w:type="spellStart"/>
+      <w:r>
+        <w:rPr>
+          <w:rFonts w:ascii="Arial" w:hAnsi="Arial" w:cs="Arial"/>
+        </w:rPr>
+        <w:t>Markov</w:t>
+      </w:r>
+      <w:proofErr w:type="spellEnd"/>
+      <w:r>
+        <w:rPr>
+          <w:rFonts w:ascii="Arial" w:hAnsi="Arial" w:cs="Arial"/>
+        </w:rPr>
+        <w:t xml:space="preserve"> o estudios longitudinales), la premisa de que la </w:t>
+      </w:r>
+      <w:proofErr w:type="spellStart"/>
+      <w:r>
+        <w:rPr>
+          <w:rFonts w:ascii="Arial" w:hAnsi="Arial" w:cs="Arial"/>
+        </w:rPr>
+        <w:t>multicolinealidad</w:t>
+      </w:r>
+      <w:proofErr w:type="spellEnd"/>
+      <w:r>
+        <w:rPr>
+          <w:rFonts w:ascii="Arial" w:hAnsi="Arial" w:cs="Arial"/>
+        </w:rPr>
+        <w:t xml:space="preserve"> tiene efectos menores en la predicción sigue siendo válida, pero con matices técnicos importantes sobre la estabilidad de las probabilidades resultantes.</w:t>
+      </w:r>
+    </w:p>
+    <w:p>
+      <w:pPr>
+        <w:rPr>
+          <w:rFonts w:ascii="Arial" w:hAnsi="Arial" w:cs="Arial"/>
+        </w:rPr>
+      </w:pPr>
+      <w:r>
+        <w:rPr>
+          <w:rFonts w:ascii="Arial" w:hAnsi="Arial" w:cs="Arial"/>
+        </w:rPr>
+        <w:t xml:space="preserve">Aquí tienes referencias académicas y puntos clave sobre cómo opera la </w:t>
+      </w:r>
+      <w:proofErr w:type="spellStart"/>
+      <w:r>
+        <w:rPr>
+          <w:rFonts w:ascii="Arial" w:hAnsi="Arial" w:cs="Arial"/>
+        </w:rPr>
+        <w:t>colinealidad</w:t>
+      </w:r>
+      <w:proofErr w:type="spellEnd"/>
+      <w:r>
+        <w:rPr>
+          <w:rFonts w:ascii="Arial" w:hAnsi="Arial" w:cs="Arial"/>
+        </w:rPr>
+        <w:t xml:space="preserve"> al estimar transiciones:</w:t>
+      </w:r>
+    </w:p>
+    <w:p>
+      <w:pPr>
+        <w:rPr>
+          <w:rFonts w:ascii="Arial" w:hAnsi="Arial" w:cs="Arial"/>
+        </w:rPr>
+      </w:pPr>
+      <w:r>
+        <w:rPr>
+          <w:rFonts w:ascii="Arial" w:hAnsi="Arial" w:cs="Arial"/>
+        </w:rPr>
+        <w:t>1. Robustez en la Predicción de Probabilidades</w:t>
+      </w:r>
+    </w:p>
+    <w:p>
+      <w:pPr>
+        <w:rPr>
+          <w:rFonts w:ascii="Arial" w:hAnsi="Arial" w:cs="Arial"/>
+        </w:rPr>
+      </w:pPr>
+      <w:r>
+        <w:rPr>
+          <w:rFonts w:ascii="Arial" w:hAnsi="Arial" w:cs="Arial"/>
+        </w:rPr>
+        <w:t xml:space="preserve">Cuando el objetivo es obtener la probabilidad de pasar de un estado </w:t>
+      </w:r>
+    </w:p>
+    <w:p>
+      <w:pPr>
+        <w:rPr>
+          <w:rFonts w:ascii="Arial" w:hAnsi="Arial" w:cs="Arial"/>
+        </w:rPr>
+      </w:pPr>
+      <w:r>
+        <w:rPr>
+          <w:rFonts w:ascii="Arial" w:hAnsi="Arial" w:cs="Arial"/>
+        </w:rPr>
+        <w:t xml:space="preserve"> </w:t>
+      </w:r>
+      <w:proofErr w:type="gramStart"/>
+      <w:r>
+        <w:rPr>
+          <w:rFonts w:ascii="Arial" w:hAnsi="Arial" w:cs="Arial"/>
+        </w:rPr>
+        <w:t>a</w:t>
+      </w:r>
+      <w:proofErr w:type="gramEnd"/>
+      <w:r>
+        <w:rPr>
+          <w:rFonts w:ascii="Arial" w:hAnsi="Arial" w:cs="Arial"/>
+        </w:rPr>
+        <w:t xml:space="preserve"> un estado </w:t>
+      </w:r>
+    </w:p>
+    <w:p>
+      <w:pPr>
+        <w:rPr>
+          <w:rFonts w:ascii="Arial" w:hAnsi="Arial" w:cs="Arial"/>
+        </w:rPr>
+      </w:pPr>
+      <w:r>
+        <w:rPr>
+          <w:rFonts w:ascii="Arial" w:hAnsi="Arial" w:cs="Arial"/>
+        </w:rPr>
+        <w:t xml:space="preserve"> (</w:t>
+      </w:r>
+    </w:p>
+    <w:p>
+      <w:pPr>
+        <w:rPr>
+          <w:rFonts w:ascii="Arial" w:hAnsi="Arial" w:cs="Arial"/>
+        </w:rPr>
+      </w:pPr>
+      <w:r>
+        <w:rPr>
+          <w:rFonts w:ascii="Arial" w:hAnsi="Arial" w:cs="Arial"/>
+        </w:rPr>
+        <w:t xml:space="preserve">), </w:t>
+      </w:r>
+      <w:proofErr w:type="gramStart"/>
+      <w:r>
+        <w:rPr>
+          <w:rFonts w:ascii="Arial" w:hAnsi="Arial" w:cs="Arial"/>
+        </w:rPr>
+        <w:t>la</w:t>
+      </w:r>
+      <w:proofErr w:type="gramEnd"/>
+      <w:r>
+        <w:rPr>
+          <w:rFonts w:ascii="Arial" w:hAnsi="Arial" w:cs="Arial"/>
+        </w:rPr>
+        <w:t xml:space="preserve"> </w:t>
+      </w:r>
+      <w:proofErr w:type="spellStart"/>
+      <w:r>
+        <w:rPr>
+          <w:rFonts w:ascii="Arial" w:hAnsi="Arial" w:cs="Arial"/>
+        </w:rPr>
+        <w:t>colinealidad</w:t>
+      </w:r>
+      <w:proofErr w:type="spellEnd"/>
+      <w:r>
+        <w:rPr>
+          <w:rFonts w:ascii="Arial" w:hAnsi="Arial" w:cs="Arial"/>
+        </w:rPr>
+        <w:t xml:space="preserve"> no degrada el ajuste del modelo.</w:t>
+      </w:r>
+    </w:p>
+    <w:p>
+      <w:pPr>
+        <w:rPr>
+          <w:rFonts w:ascii="Arial" w:hAnsi="Arial" w:cs="Arial"/>
+        </w:rPr>
+      </w:pPr>
+      <w:proofErr w:type="spellStart"/>
+      <w:r>
+        <w:rPr>
+          <w:rFonts w:ascii="Arial" w:hAnsi="Arial" w:cs="Arial"/>
+        </w:rPr>
+        <w:t>Mundfrom</w:t>
+      </w:r>
+      <w:proofErr w:type="spellEnd"/>
+      <w:r>
+        <w:rPr>
+          <w:rFonts w:ascii="Arial" w:hAnsi="Arial" w:cs="Arial"/>
+        </w:rPr>
+        <w:t xml:space="preserve">, D. J., et al. (2018) en su estudio sobre precisión predictiva, confirman que mientras la estructura de correlación de los datos futuros sea similar a la de </w:t>
+      </w:r>
+      <w:r>
+        <w:rPr>
+          <w:rFonts w:ascii="Arial" w:hAnsi="Arial" w:cs="Arial"/>
+        </w:rPr>
+        <w:lastRenderedPageBreak/>
+        <w:t>entrenamiento, las predicciones (en este caso, las probabilidades de transición) se mantienen estables.</w:t>
+      </w:r>
+    </w:p>
+    <w:p>
+      <w:pPr>
+        <w:rPr>
+          <w:rFonts w:ascii="Arial" w:hAnsi="Arial" w:cs="Arial"/>
+        </w:rPr>
+      </w:pPr>
+      <w:r>
+        <w:rPr>
+          <w:rFonts w:ascii="Arial" w:hAnsi="Arial" w:cs="Arial"/>
+        </w:rPr>
+        <w:t xml:space="preserve">Estabilidad del </w:t>
+      </w:r>
+      <w:proofErr w:type="spellStart"/>
+      <w:r>
+        <w:rPr>
+          <w:rFonts w:ascii="Arial" w:hAnsi="Arial" w:cs="Arial"/>
+        </w:rPr>
+        <w:t>Fit</w:t>
+      </w:r>
+      <w:proofErr w:type="spellEnd"/>
+      <w:r>
+        <w:rPr>
+          <w:rFonts w:ascii="Arial" w:hAnsi="Arial" w:cs="Arial"/>
+        </w:rPr>
+        <w:t xml:space="preserve">: En modelos de Regresión Logística </w:t>
+      </w:r>
+      <w:proofErr w:type="spellStart"/>
+      <w:r>
+        <w:rPr>
+          <w:rFonts w:ascii="Arial" w:hAnsi="Arial" w:cs="Arial"/>
+        </w:rPr>
+        <w:t>Multinomial</w:t>
+      </w:r>
+      <w:proofErr w:type="spellEnd"/>
+      <w:r>
+        <w:rPr>
+          <w:rFonts w:ascii="Arial" w:hAnsi="Arial" w:cs="Arial"/>
+        </w:rPr>
+        <w:t xml:space="preserve"> (comunes para transiciones), la </w:t>
+      </w:r>
+      <w:proofErr w:type="spellStart"/>
+      <w:r>
+        <w:rPr>
+          <w:rFonts w:ascii="Arial" w:hAnsi="Arial" w:cs="Arial"/>
+        </w:rPr>
+        <w:t>multicolinealidad</w:t>
+      </w:r>
+      <w:proofErr w:type="spellEnd"/>
+      <w:r>
+        <w:rPr>
+          <w:rFonts w:ascii="Arial" w:hAnsi="Arial" w:cs="Arial"/>
+        </w:rPr>
+        <w:t xml:space="preserve"> infla los errores estándar de los coeficientes, pero la probabilidad combinada predicha suele ser precisa. </w:t>
+      </w:r>
+    </w:p>
+    <w:p>
+      <w:pPr>
+        <w:rPr>
+          <w:rFonts w:ascii="Arial" w:hAnsi="Arial" w:cs="Arial"/>
+        </w:rPr>
+      </w:pPr>
+      <w:proofErr w:type="spellStart"/>
+      <w:r>
+        <w:rPr>
+          <w:rFonts w:ascii="Arial" w:hAnsi="Arial" w:cs="Arial"/>
+        </w:rPr>
+        <w:t>Kaggle</w:t>
+      </w:r>
+      <w:proofErr w:type="spellEnd"/>
+    </w:p>
+    <w:p>
+      <w:pPr>
+        <w:rPr>
+          <w:rFonts w:ascii="Arial" w:hAnsi="Arial" w:cs="Arial"/>
+        </w:rPr>
+      </w:pPr>
+      <w:proofErr w:type="spellStart"/>
+      <w:r>
+        <w:rPr>
+          <w:rFonts w:ascii="Arial" w:hAnsi="Arial" w:cs="Arial"/>
+        </w:rPr>
+        <w:t>Kaggle</w:t>
+      </w:r>
+      <w:proofErr w:type="spellEnd"/>
+    </w:p>
+    <w:p>
+      <w:pPr>
+        <w:rPr>
+          <w:rFonts w:ascii="Arial" w:hAnsi="Arial" w:cs="Arial"/>
+        </w:rPr>
+      </w:pPr>
+      <w:r>
+        <w:rPr>
+          <w:rFonts w:ascii="Arial" w:hAnsi="Arial" w:cs="Arial"/>
+        </w:rPr>
+        <w:t xml:space="preserve"> +3</w:t>
+      </w:r>
+    </w:p>
+    <w:p>
+      <w:pPr>
+        <w:rPr>
+          <w:rFonts w:ascii="Arial" w:hAnsi="Arial" w:cs="Arial"/>
+        </w:rPr>
+      </w:pPr>
+      <w:r>
+        <w:rPr>
+          <w:rFonts w:ascii="Arial" w:hAnsi="Arial" w:cs="Arial"/>
+        </w:rPr>
+        <w:t>2. Riesgos Específicos en Transiciones</w:t>
+      </w:r>
+    </w:p>
+    <w:p>
+      <w:pPr>
+        <w:rPr>
+          <w:rFonts w:ascii="Arial" w:hAnsi="Arial" w:cs="Arial"/>
+        </w:rPr>
+      </w:pPr>
+      <w:r>
+        <w:rPr>
+          <w:rFonts w:ascii="Arial" w:hAnsi="Arial" w:cs="Arial"/>
+        </w:rPr>
+        <w:t xml:space="preserve">Existen escenarios donde la </w:t>
+      </w:r>
+      <w:proofErr w:type="spellStart"/>
+      <w:r>
+        <w:rPr>
+          <w:rFonts w:ascii="Arial" w:hAnsi="Arial" w:cs="Arial"/>
+        </w:rPr>
+        <w:t>colinealidad</w:t>
+      </w:r>
+      <w:proofErr w:type="spellEnd"/>
+      <w:r>
+        <w:rPr>
+          <w:rFonts w:ascii="Arial" w:hAnsi="Arial" w:cs="Arial"/>
+        </w:rPr>
+        <w:t xml:space="preserve"> sí puede "romper" un modelo de transición: </w:t>
+      </w:r>
+    </w:p>
+    <w:p>
+      <w:pPr>
+        <w:rPr>
+          <w:rFonts w:ascii="Arial" w:hAnsi="Arial" w:cs="Arial"/>
+        </w:rPr>
+      </w:pPr>
+      <w:r>
+        <w:rPr>
+          <w:rFonts w:ascii="Arial" w:hAnsi="Arial" w:cs="Arial"/>
+        </w:rPr>
+        <w:t xml:space="preserve">Instabilidad en Muestras Pequeñas: En modelos de transición con pocos datos (ej. transiciones raras), la </w:t>
+      </w:r>
+      <w:proofErr w:type="spellStart"/>
+      <w:r>
+        <w:rPr>
+          <w:rFonts w:ascii="Arial" w:hAnsi="Arial" w:cs="Arial"/>
+        </w:rPr>
+        <w:t>colinealidad</w:t>
+      </w:r>
+      <w:proofErr w:type="spellEnd"/>
+      <w:r>
+        <w:rPr>
+          <w:rFonts w:ascii="Arial" w:hAnsi="Arial" w:cs="Arial"/>
+        </w:rPr>
+        <w:t xml:space="preserve"> puede causar que las probabilidades estimadas sean extremas (cercanas a 0 o 1) de forma errónea debido a la inestabilidad de los parámetros.</w:t>
+      </w:r>
+    </w:p>
+    <w:p>
+      <w:pPr>
+        <w:rPr>
+          <w:rFonts w:ascii="Arial" w:hAnsi="Arial" w:cs="Arial"/>
+        </w:rPr>
+      </w:pPr>
+      <w:r>
+        <w:rPr>
+          <w:rFonts w:ascii="Arial" w:hAnsi="Arial" w:cs="Arial"/>
+        </w:rPr>
+        <w:t xml:space="preserve">Inconsistencia Temporal: Si usas variables como "salud inicial" y "edad" (altamente correlacionadas) para predecir salud futura, el modelo será preciso hoy. Sin embargo, si en el futuro la relación entre edad y salud cambia (ej. por un avance médico), tus probabilidades de transición fallarán porque el modelo no sabe a qué variable asignar realmente el efecto. </w:t>
+      </w:r>
+    </w:p>
+    <w:p>
+      <w:pPr>
+        <w:rPr>
+          <w:rFonts w:ascii="Arial" w:hAnsi="Arial" w:cs="Arial"/>
+          <w:lang w:val="en-US"/>
+        </w:rPr>
+      </w:pPr>
+      <w:r>
+        <w:rPr>
+          <w:rFonts w:ascii="Arial" w:hAnsi="Arial" w:cs="Arial"/>
+          <w:lang w:val="en-US"/>
+        </w:rPr>
+        <w:t>The University of Edinburgh</w:t>
+      </w:r>
+    </w:p>
+    <w:p>
+      <w:pPr>
+        <w:rPr>
+          <w:rFonts w:ascii="Arial" w:hAnsi="Arial" w:cs="Arial"/>
+          <w:lang w:val="en-US"/>
+        </w:rPr>
+      </w:pPr>
+      <w:r>
+        <w:rPr>
+          <w:rFonts w:ascii="Arial" w:hAnsi="Arial" w:cs="Arial"/>
+          <w:lang w:val="en-US"/>
+        </w:rPr>
+        <w:t>The University of Edinburgh</w:t>
+      </w:r>
+    </w:p>
+    <w:p>
+      <w:pPr>
+        <w:rPr>
+          <w:rFonts w:ascii="Arial" w:hAnsi="Arial" w:cs="Arial"/>
+        </w:rPr>
+      </w:pPr>
+      <w:r>
+        <w:rPr>
+          <w:rFonts w:ascii="Arial" w:hAnsi="Arial" w:cs="Arial"/>
+          <w:lang w:val="en-US"/>
+        </w:rPr>
+        <w:t xml:space="preserve"> </w:t>
+      </w:r>
+      <w:r>
+        <w:rPr>
+          <w:rFonts w:ascii="Arial" w:hAnsi="Arial" w:cs="Arial"/>
+        </w:rPr>
+        <w:t>+2</w:t>
+      </w:r>
+    </w:p>
+    <w:p>
+      <w:pPr>
+        <w:rPr>
+          <w:rFonts w:ascii="Arial" w:hAnsi="Arial" w:cs="Arial"/>
+        </w:rPr>
+      </w:pPr>
+      <w:r>
+        <w:rPr>
+          <w:rFonts w:ascii="Arial" w:hAnsi="Arial" w:cs="Arial"/>
+        </w:rPr>
+        <w:t xml:space="preserve">3. Literatura sobre Modelos de Transición y </w:t>
+      </w:r>
+      <w:proofErr w:type="spellStart"/>
+      <w:r>
+        <w:rPr>
+          <w:rFonts w:ascii="Arial" w:hAnsi="Arial" w:cs="Arial"/>
+        </w:rPr>
+        <w:t>Colinealidad</w:t>
+      </w:r>
+      <w:proofErr w:type="spellEnd"/>
+    </w:p>
+    <w:p>
+      <w:pPr>
+        <w:rPr>
+          <w:rFonts w:ascii="Arial" w:hAnsi="Arial" w:cs="Arial"/>
+        </w:rPr>
+      </w:pPr>
+      <w:r>
+        <w:rPr>
+          <w:rFonts w:ascii="Arial" w:hAnsi="Arial" w:cs="Arial"/>
+        </w:rPr>
+        <w:t>"</w:t>
+      </w:r>
+      <w:proofErr w:type="spellStart"/>
+      <w:r>
+        <w:rPr>
+          <w:rFonts w:ascii="Arial" w:hAnsi="Arial" w:cs="Arial"/>
+        </w:rPr>
+        <w:t>Visualising</w:t>
+      </w:r>
+      <w:proofErr w:type="spellEnd"/>
+      <w:r>
+        <w:rPr>
+          <w:rFonts w:ascii="Arial" w:hAnsi="Arial" w:cs="Arial"/>
+        </w:rPr>
+        <w:t xml:space="preserve"> and </w:t>
+      </w:r>
+      <w:proofErr w:type="spellStart"/>
+      <w:r>
+        <w:rPr>
+          <w:rFonts w:ascii="Arial" w:hAnsi="Arial" w:cs="Arial"/>
+        </w:rPr>
+        <w:t>modelling</w:t>
+      </w:r>
+      <w:proofErr w:type="spellEnd"/>
+      <w:r>
+        <w:rPr>
+          <w:rFonts w:ascii="Arial" w:hAnsi="Arial" w:cs="Arial"/>
+        </w:rPr>
+        <w:t xml:space="preserve"> </w:t>
+      </w:r>
+      <w:proofErr w:type="spellStart"/>
+      <w:r>
+        <w:rPr>
+          <w:rFonts w:ascii="Arial" w:hAnsi="Arial" w:cs="Arial"/>
+        </w:rPr>
+        <w:t>changes</w:t>
+      </w:r>
+      <w:proofErr w:type="spellEnd"/>
+      <w:r>
+        <w:rPr>
+          <w:rFonts w:ascii="Arial" w:hAnsi="Arial" w:cs="Arial"/>
+        </w:rPr>
+        <w:t xml:space="preserve"> in </w:t>
+      </w:r>
+      <w:proofErr w:type="spellStart"/>
+      <w:r>
+        <w:rPr>
+          <w:rFonts w:ascii="Arial" w:hAnsi="Arial" w:cs="Arial"/>
+        </w:rPr>
+        <w:t>categorical</w:t>
+      </w:r>
+      <w:proofErr w:type="spellEnd"/>
+      <w:r>
+        <w:rPr>
+          <w:rFonts w:ascii="Arial" w:hAnsi="Arial" w:cs="Arial"/>
+        </w:rPr>
+        <w:t xml:space="preserve"> variables" (2014): Este artículo en PMC discute el uso del Factor de Inflación de la Varianza (VIF) para guiar la selección de variables en modelos de transición de estados de salud, sugiriendo que aunque la predicción sea el fin, un VIF extremo puede indicar redundancia innecesaria que complica el modelo.</w:t>
+      </w:r>
+    </w:p>
+    <w:p>
+      <w:pPr>
+        <w:rPr>
+          <w:rFonts w:ascii="Arial" w:hAnsi="Arial" w:cs="Arial"/>
+        </w:rPr>
+      </w:pPr>
+      <w:r>
+        <w:rPr>
+          <w:rFonts w:ascii="Arial" w:hAnsi="Arial" w:cs="Arial"/>
+        </w:rPr>
+        <w:t>"</w:t>
+      </w:r>
+      <w:proofErr w:type="spellStart"/>
+      <w:r>
+        <w:rPr>
+          <w:rFonts w:ascii="Arial" w:hAnsi="Arial" w:cs="Arial"/>
+        </w:rPr>
+        <w:t>Estimating</w:t>
+      </w:r>
+      <w:proofErr w:type="spellEnd"/>
+      <w:r>
+        <w:rPr>
+          <w:rFonts w:ascii="Arial" w:hAnsi="Arial" w:cs="Arial"/>
+        </w:rPr>
+        <w:t xml:space="preserve"> </w:t>
+      </w:r>
+      <w:proofErr w:type="spellStart"/>
+      <w:r>
+        <w:rPr>
+          <w:rFonts w:ascii="Arial" w:hAnsi="Arial" w:cs="Arial"/>
+        </w:rPr>
+        <w:t>Transition</w:t>
+      </w:r>
+      <w:proofErr w:type="spellEnd"/>
+      <w:r>
+        <w:rPr>
+          <w:rFonts w:ascii="Arial" w:hAnsi="Arial" w:cs="Arial"/>
+        </w:rPr>
+        <w:t xml:space="preserve"> </w:t>
+      </w:r>
+      <w:proofErr w:type="spellStart"/>
+      <w:r>
+        <w:rPr>
+          <w:rFonts w:ascii="Arial" w:hAnsi="Arial" w:cs="Arial"/>
+        </w:rPr>
+        <w:t>Probabilities</w:t>
+      </w:r>
+      <w:proofErr w:type="spellEnd"/>
+      <w:r>
+        <w:rPr>
+          <w:rFonts w:ascii="Arial" w:hAnsi="Arial" w:cs="Arial"/>
+        </w:rPr>
+        <w:t xml:space="preserve"> </w:t>
+      </w:r>
+      <w:proofErr w:type="spellStart"/>
+      <w:r>
+        <w:rPr>
+          <w:rFonts w:ascii="Arial" w:hAnsi="Arial" w:cs="Arial"/>
+        </w:rPr>
+        <w:t>Between</w:t>
+      </w:r>
+      <w:proofErr w:type="spellEnd"/>
+      <w:r>
+        <w:rPr>
+          <w:rFonts w:ascii="Arial" w:hAnsi="Arial" w:cs="Arial"/>
+        </w:rPr>
+        <w:t xml:space="preserve"> </w:t>
+      </w:r>
+      <w:proofErr w:type="spellStart"/>
+      <w:r>
+        <w:rPr>
+          <w:rFonts w:ascii="Arial" w:hAnsi="Arial" w:cs="Arial"/>
+        </w:rPr>
+        <w:t>Health</w:t>
+      </w:r>
+      <w:proofErr w:type="spellEnd"/>
+      <w:r>
+        <w:rPr>
+          <w:rFonts w:ascii="Arial" w:hAnsi="Arial" w:cs="Arial"/>
+        </w:rPr>
+        <w:t xml:space="preserve"> </w:t>
+      </w:r>
+      <w:proofErr w:type="spellStart"/>
+      <w:r>
+        <w:rPr>
+          <w:rFonts w:ascii="Arial" w:hAnsi="Arial" w:cs="Arial"/>
+        </w:rPr>
+        <w:t>States</w:t>
+      </w:r>
+      <w:proofErr w:type="spellEnd"/>
+      <w:r>
+        <w:rPr>
+          <w:rFonts w:ascii="Arial" w:hAnsi="Arial" w:cs="Arial"/>
+        </w:rPr>
+        <w:t xml:space="preserve">" (2020): Publicado en </w:t>
+      </w:r>
+      <w:proofErr w:type="spellStart"/>
+      <w:r>
+        <w:rPr>
+          <w:rFonts w:ascii="Arial" w:hAnsi="Arial" w:cs="Arial"/>
+        </w:rPr>
+        <w:t>ResearchGate</w:t>
+      </w:r>
+      <w:proofErr w:type="spellEnd"/>
+      <w:r>
+        <w:rPr>
+          <w:rFonts w:ascii="Arial" w:hAnsi="Arial" w:cs="Arial"/>
+        </w:rPr>
+        <w:t xml:space="preserve">, este estudio aborda cómo el uso de múltiples controles (que suelen ser </w:t>
+      </w:r>
+      <w:proofErr w:type="spellStart"/>
+      <w:r>
+        <w:rPr>
+          <w:rFonts w:ascii="Arial" w:hAnsi="Arial" w:cs="Arial"/>
+        </w:rPr>
+        <w:t>colineales</w:t>
+      </w:r>
+      <w:proofErr w:type="spellEnd"/>
+      <w:r>
+        <w:rPr>
+          <w:rFonts w:ascii="Arial" w:hAnsi="Arial" w:cs="Arial"/>
+        </w:rPr>
+        <w:t xml:space="preserve">) ayuda a que las predicciones sean más precisas para diferentes perfiles de individuos, apoyando el uso de modelos "ricos" en variables a pesar de la </w:t>
+      </w:r>
+      <w:proofErr w:type="spellStart"/>
+      <w:r>
+        <w:rPr>
+          <w:rFonts w:ascii="Arial" w:hAnsi="Arial" w:cs="Arial"/>
+        </w:rPr>
+        <w:t>colinealidad</w:t>
+      </w:r>
+      <w:proofErr w:type="spellEnd"/>
+      <w:r>
+        <w:rPr>
+          <w:rFonts w:ascii="Arial" w:hAnsi="Arial" w:cs="Arial"/>
+        </w:rPr>
+        <w:t xml:space="preserve">. </w:t>
+      </w:r>
+    </w:p>
+    <w:p>
+      <w:pPr>
+        <w:rPr>
+          <w:rFonts w:ascii="Arial" w:hAnsi="Arial" w:cs="Arial"/>
+        </w:rPr>
+      </w:pPr>
+      <w:proofErr w:type="spellStart"/>
+      <w:r>
+        <w:rPr>
+          <w:rFonts w:ascii="Arial" w:hAnsi="Arial" w:cs="Arial"/>
+        </w:rPr>
+        <w:t>ResearchGate</w:t>
+      </w:r>
+      <w:proofErr w:type="spellEnd"/>
+    </w:p>
+    <w:p>
+      <w:pPr>
+        <w:rPr>
+          <w:rFonts w:ascii="Arial" w:hAnsi="Arial" w:cs="Arial"/>
+        </w:rPr>
+      </w:pPr>
+      <w:proofErr w:type="spellStart"/>
+      <w:r>
+        <w:rPr>
+          <w:rFonts w:ascii="Arial" w:hAnsi="Arial" w:cs="Arial"/>
+        </w:rPr>
+        <w:t>ResearchGate</w:t>
+      </w:r>
+      <w:proofErr w:type="spellEnd"/>
+    </w:p>
+    <w:p>
+      <w:pPr>
+        <w:rPr>
+          <w:rFonts w:ascii="Arial" w:hAnsi="Arial" w:cs="Arial"/>
+        </w:rPr>
+      </w:pPr>
+      <w:r>
+        <w:rPr>
+          <w:rFonts w:ascii="Arial" w:hAnsi="Arial" w:cs="Arial"/>
+        </w:rPr>
+        <w:t xml:space="preserve"> +2</w:t>
+      </w:r>
+    </w:p>
+    <w:p>
+      <w:pPr>
+        <w:rPr>
+          <w:rFonts w:ascii="Arial" w:hAnsi="Arial" w:cs="Arial"/>
+        </w:rPr>
+      </w:pPr>
+      <w:r>
+        <w:rPr>
+          <w:rFonts w:ascii="Arial" w:hAnsi="Arial" w:cs="Arial"/>
+        </w:rPr>
+        <w:t>Recomendación Técnica</w:t>
+      </w:r>
+    </w:p>
+    <w:p>
+      <w:pPr>
+        <w:rPr>
+          <w:rFonts w:ascii="Arial" w:hAnsi="Arial" w:cs="Arial"/>
+        </w:rPr>
+      </w:pPr>
+      <w:r>
+        <w:rPr>
+          <w:rFonts w:ascii="Arial" w:hAnsi="Arial" w:cs="Arial"/>
+        </w:rPr>
+        <w:lastRenderedPageBreak/>
+        <w:t xml:space="preserve">Si vas a mantener las variables </w:t>
+      </w:r>
+      <w:proofErr w:type="spellStart"/>
+      <w:r>
+        <w:rPr>
+          <w:rFonts w:ascii="Arial" w:hAnsi="Arial" w:cs="Arial"/>
+        </w:rPr>
+        <w:t>colineales</w:t>
+      </w:r>
+      <w:proofErr w:type="spellEnd"/>
+      <w:r>
+        <w:rPr>
+          <w:rFonts w:ascii="Arial" w:hAnsi="Arial" w:cs="Arial"/>
+        </w:rPr>
+        <w:t xml:space="preserve"> para tus probabilidades de transición, considera usar Regularización (Ridge).</w:t>
+      </w:r>
+    </w:p>
+    <w:p>
+      <w:pPr>
+        <w:rPr>
+          <w:rFonts w:ascii="Arial" w:hAnsi="Arial" w:cs="Arial"/>
+        </w:rPr>
+      </w:pPr>
+      <w:r>
+        <w:rPr>
+          <w:rFonts w:ascii="Arial" w:hAnsi="Arial" w:cs="Arial"/>
+        </w:rPr>
+        <w:t xml:space="preserve">Por qué: La regularización "encoge" los coeficientes </w:t>
+      </w:r>
+      <w:proofErr w:type="spellStart"/>
+      <w:r>
+        <w:rPr>
+          <w:rFonts w:ascii="Arial" w:hAnsi="Arial" w:cs="Arial"/>
+        </w:rPr>
+        <w:t>colineales</w:t>
+      </w:r>
+      <w:proofErr w:type="spellEnd"/>
+      <w:r>
+        <w:rPr>
+          <w:rFonts w:ascii="Arial" w:hAnsi="Arial" w:cs="Arial"/>
+        </w:rPr>
+        <w:t xml:space="preserve"> en lugar de eliminarlos, lo que suele producir probabilidades de transición más suaves y menos sensibles al ruido de la muestra pequeña. </w:t>
+      </w:r>
+    </w:p>
+    <w:p>
+      <w:pPr>
+        <w:rPr>
+          <w:rFonts w:ascii="Arial" w:hAnsi="Arial" w:cs="Arial"/>
+        </w:rPr>
+      </w:pPr>
+      <w:r>
+        <w:rPr>
+          <w:rFonts w:ascii="Arial" w:hAnsi="Arial" w:cs="Arial"/>
+        </w:rPr>
+        <w:t>MDPI</w:t>
+      </w:r>
+    </w:p>
+    <w:p>
+      <w:pPr>
+        <w:rPr>
+          <w:rFonts w:ascii="Arial" w:hAnsi="Arial" w:cs="Arial"/>
+        </w:rPr>
+      </w:pPr>
+      <w:r>
+        <w:rPr>
+          <w:rFonts w:ascii="Arial" w:hAnsi="Arial" w:cs="Arial"/>
+        </w:rPr>
+        <w:t>MDPI</w:t>
+      </w:r>
+    </w:p>
+    <w:p>
+      <w:pPr>
+        <w:rPr>
+          <w:rFonts w:ascii="Arial" w:hAnsi="Arial" w:cs="Arial"/>
+        </w:rPr>
+      </w:pPr>
+      <w:r>
+        <w:rPr>
+          <w:rFonts w:ascii="Arial" w:hAnsi="Arial" w:cs="Arial"/>
+        </w:rPr>
+        <w:t xml:space="preserve"> +2</w:t>
+      </w:r>
+    </w:p>
+    <w:p>
+      <w:pPr>
+        <w:rPr>
+          <w:rFonts w:ascii="Arial" w:hAnsi="Arial" w:cs="Arial"/>
+        </w:rPr>
+      </w:pPr>
+      <w:r>
+        <w:rPr>
+          <w:rFonts w:ascii="Arial" w:hAnsi="Arial" w:cs="Arial"/>
+        </w:rPr>
+        <w:t xml:space="preserve">¿Estás trabajando con un modelo de </w:t>
+      </w:r>
+      <w:proofErr w:type="spellStart"/>
+      <w:r>
+        <w:rPr>
+          <w:rFonts w:ascii="Arial" w:hAnsi="Arial" w:cs="Arial"/>
+        </w:rPr>
+        <w:t>Markov</w:t>
+      </w:r>
+      <w:proofErr w:type="spellEnd"/>
+      <w:r>
+        <w:rPr>
+          <w:rFonts w:ascii="Arial" w:hAnsi="Arial" w:cs="Arial"/>
+        </w:rPr>
+        <w:t xml:space="preserve"> de primer orden o una regresión logística para estas transiciones?</w:t>
+      </w:r>
       <w:bookmarkStart w:id="0" w:name="_GoBack"/>
-      <w:proofErr w:type="spellStart"/>
-      <w:r>
-        <w:rPr>
-          <w:rFonts w:ascii="Arial" w:eastAsia="Times New Roman" w:hAnsi="Arial" w:cs="Arial"/>
-          <w:lang w:eastAsia="es-MX"/>
-        </w:rPr>
-        <w:t>multicolinealidad</w:t>
-      </w:r>
-      <w:proofErr w:type="spellEnd"/>
-      <w:r>
-        <w:rPr>
-          <w:rFonts w:ascii="Arial" w:eastAsia="Times New Roman" w:hAnsi="Arial" w:cs="Arial"/>
-          <w:lang w:eastAsia="es-MX"/>
-        </w:rPr>
-        <w:t xml:space="preserve"> </w:t>
-      </w:r>
       <w:bookmarkEnd w:id="0"/>
-      <w:r>
-        <w:rPr>
-          <w:rFonts w:ascii="Arial" w:eastAsia="Times New Roman" w:hAnsi="Arial" w:cs="Arial"/>
-          <w:lang w:eastAsia="es-MX"/>
-        </w:rPr>
-        <w:t xml:space="preserve">entre variables climáticas no compromete la validez del criterio de decisión, sino únicamente la </w:t>
-      </w:r>
-      <w:proofErr w:type="spellStart"/>
-      <w:r>
-        <w:rPr>
-          <w:rFonts w:ascii="Arial" w:eastAsia="Times New Roman" w:hAnsi="Arial" w:cs="Arial"/>
-          <w:lang w:eastAsia="es-MX"/>
-        </w:rPr>
-        <w:t>interpretabilidad</w:t>
-      </w:r>
-      <w:proofErr w:type="spellEnd"/>
-      <w:r>
-        <w:rPr>
-          <w:rFonts w:ascii="Arial" w:eastAsia="Times New Roman" w:hAnsi="Arial" w:cs="Arial"/>
-          <w:lang w:eastAsia="es-MX"/>
-        </w:rPr>
-        <w:t xml:space="preserve"> individual de los efectos, la cual no es el foco del presente trabajo.</w:t>
-      </w:r>
-    </w:p>
-    <w:p>
-      <w:pPr>
-        <w:rPr>
-          <w:rFonts w:ascii="Arial" w:hAnsi="Arial" w:cs="Arial"/>
-        </w:rPr>
-      </w:pPr>
     </w:p>
     <w:sectPr>
       <w:pgSz w:w="12240" w:h="15840"/>
